--- a/MANUAIS/Manual do Gestor - Organizacao Claudio Secretario.docx
+++ b/MANUAIS/Manual do Gestor - Organizacao Claudio Secretario.docx
@@ -100,31 +100,7 @@
         <w:spacing w:after="140"/>
       </w:pPr>
       <w:r>
-        <w:t xml:space="preserve">Este manual é para quem mantém, ajusta ou expande o sistema — não para quem só usa no dia a dia (esse é o "Manual de Uso", documento separado, sem jargão técnico). Pressupõe acesso ao Claude </w:t>
-      </w:r>
-      <w:proofErr w:type="spellStart"/>
-      <w:r>
-        <w:t>Code</w:t>
-      </w:r>
-      <w:proofErr w:type="spellEnd"/>
-      <w:r>
-        <w:t xml:space="preserve">, à pasta de controle (_CLAUDIO_CONTROLE) e conhecimento básico de como o Claude </w:t>
-      </w:r>
-      <w:proofErr w:type="spellStart"/>
-      <w:r>
-        <w:t>Code</w:t>
-      </w:r>
-      <w:proofErr w:type="spellEnd"/>
-      <w:r>
-        <w:t xml:space="preserve"> lê e executa instruções em </w:t>
-      </w:r>
-      <w:proofErr w:type="spellStart"/>
-      <w:r>
-        <w:t>Markdown</w:t>
-      </w:r>
-      <w:proofErr w:type="spellEnd"/>
-      <w:r>
-        <w:t>.</w:t>
+        <w:t xml:space="preserve">Este manual é para quem mantém, ajusta ou expande o sistema — não para quem só usa no dia a dia (esse é o "Manual de Uso", documento separado, sem jargão técnico). Pressupõe acesso ao Claude Code, à pasta de controle (_CLAUDIO_CONTROLE) e conhecimento básico de como o Claude Code lê e executa instruções em Markdown.</w:t>
       </w:r>
     </w:p>
     <w:p>
@@ -137,7 +113,7 @@
           <w:sz w:val="20"/>
           <w:szCs w:val="20"/>
         </w:rPr>
-        <w:t>Convenção usada neste documento: caminhos abreviados como _CLAUDIO_CONTROLE\... referem-se sempre a G:\Meu Drive\CLAUDE FAVOR NÃO MEXER\_CLAUDIO_CONTROLE\...</w:t>
+        <w:t>Convenção usada neste documento (atualizada 31/08/2026): RAIZ_REGRAS é a raiz do repositório de regras desta sessão, resolvida a cada execução com git rev-parse --show-toplevel, nunca escrita fixa — produção é C:\Users\DPTO FISCAL 004\GUSTAVO\claudio (branch main), teste é C:\Users\DPTO FISCAL 004\GUSTAVO\claudio-teste (branch teste). Caminhos abreviados como _CLAUDIO_CONTROLE\... continuam se referindo a G:\Meu Drive\CLAUDE FAVOR NÃO MEXER\_CLAUDIO_CONTROLE\..., mas essa pasta hoje só guarda dado de execução (LOGS, MANIFESTO, BACKUP ROTINA, STAGING, HISTORICO) — as regras não ficam mais lá, ver capítulo 2.</w:t>
       </w:r>
     </w:p>
     <w:p>
@@ -378,15 +354,7 @@
         <w:spacing w:after="140"/>
       </w:pPr>
       <w:r>
-        <w:t xml:space="preserve">Nem toda etapa do pipeline precisa de raciocínio de IA. Comparar dois </w:t>
-      </w:r>
-      <w:proofErr w:type="spellStart"/>
-      <w:r>
-        <w:t>hashes</w:t>
-      </w:r>
-      <w:proofErr w:type="spellEnd"/>
-      <w:r>
-        <w:t>, apagar um arquivo depois de confirmado, formatar um relatório — isso é procedimento mecânico, e é tratado como tal (código/checklist, não "pensamento"). Só as etapas que exigem interpretar conteúdo (separar PDF composto, identificar cliente, classificar tipo de documento, reclassificar de forma independente na verificação) usam raciocínio de verdade. Essa separação existe por dois motivos: custo (raciocínio de IA custa tokens, procedimento não) e confiabilidade (procedimento determinístico não tem variância de execução para execução).</w:t>
+        <w:t xml:space="preserve">Nem toda etapa do pipeline precisa de raciocínio de IA. Comparar dois hashes, apagar um arquivo depois de confirmado, formatar um relatório — isso é procedimento mecânico, e é tratado como tal (código/checklist, não "pensamento"). Só as etapas que exigem interpretar conteúdo (separar PDF composto, identificar cliente, classificar tipo de documento, reclassificar de forma independente na verificação) usam raciocínio de verdade. Essa separação existe por dois motivos: custo (raciocínio de IA custa tokens, procedimento não) e confiabilidade (procedimento determinístico não tem variância de execução para execução).</w:t>
       </w:r>
     </w:p>
     <w:p>
@@ -434,15 +402,7 @@
         <w:spacing w:after="140"/>
       </w:pPr>
       <w:r>
-        <w:t xml:space="preserve">As três confirmações acima provam que a cópia no destino é byte a byte idêntica ao original — mas não provam que o destino é o cliente/pasta certos. Essa decisão vem de julgamento de LLM (Roteador e Especialistas), que pode errar sem que nenhuma checagem técnica detecte (a cópia de um documento classificado errado ainda bate </w:t>
-      </w:r>
-      <w:proofErr w:type="spellStart"/>
-      <w:r>
-        <w:t>hash</w:t>
-      </w:r>
-      <w:proofErr w:type="spellEnd"/>
-      <w:r>
-        <w:t xml:space="preserve"> perfeito). Por isso, desde 24/08/2026, o Executor de Exclusão nunca apaga em definitivo: ele move o original para uma pasta de quarentena (BACKUP ROTINA), onde fica recuperável por 7 dias corridos antes de uma purga automática. Isso dá uma janela real pra um erro de classificação ser notado (pelo relatório, pelo e-mail, ou manualmente) e corrigido antes de virar perda definitiva — ver capítulo 4, Fase 0 e Fase 7.</w:t>
+        <w:t xml:space="preserve">As três confirmações acima provam que a cópia no destino é byte a byte idêntica ao original — mas não provam que o destino é o cliente/pasta certos. Essa decisão vem de julgamento de LLM (Roteador e Especialistas), que pode errar sem que nenhuma checagem técnica detecte (a cópia de um documento classificado errado ainda bate hash perfeito). Por isso, desde 24/08/2026, o Executor de Exclusão nunca apaga em definitivo: ele move o original para uma pasta de quarentena (BACKUP ROTINA), onde fica recuperável por 7 dias corridos antes de uma purga automática. Isso dá uma janela real pra um erro de classificação ser notado (pelo relatório, pelo e-mail, ou manualmente) e corrigido antes de virar perda definitiva — ver capítulo 4, Fase 0 e Fase 7.</w:t>
       </w:r>
     </w:p>
     <w:p>
@@ -466,15 +426,7 @@
         <w:spacing w:after="140"/>
       </w:pPr>
       <w:r>
-        <w:t xml:space="preserve">O tempo total de uma execução é dominado por quantas vezes uma ferramenta é chamada e se espera resposta — não por quanto texto é processado. Nas fases puramente mecânicas (1 Inventário, 6 Conferência, 7 Manifesto/Quarentena, 8 limpeza de </w:t>
-      </w:r>
-      <w:proofErr w:type="spellStart"/>
-      <w:r>
-        <w:t>staging</w:t>
-      </w:r>
-      <w:proofErr w:type="spellEnd"/>
-      <w:r>
-        <w:t>, e a cópia final do Especialista depois de decidido o destino), um único comando cobrindo todos os itens do lote substitui um comando por item. Isso nunca se aplica às fases de julgamento (2, 3, 4, Verificação 4 do 06) — ali cada documento precisa ser lido e decidido individualmente, então uma chamada por documento é inerente ao trabalho, não desperdício.</w:t>
+        <w:t xml:space="preserve">O tempo total de uma execução é dominado por quantas vezes uma ferramenta é chamada e se espera resposta — não por quanto texto é processado. Nas fases puramente mecânicas (1 Inventário, 6 Conferência, 7 Manifesto/Quarentena, 8 limpeza de staging, e a cópia final feita pelo Orquestrador depois que os subagentes decidem o destino (desde 31/08/2026 os especialistas são read-only, ver capítulo 2)), um único comando cobrindo todos os itens do lote substitui um comando por item. Isso nunca se aplica às fases de julgamento (2, 3, 4, Verificação 4 do 06) — ali cada documento precisa ser lido e decidido individualmente, então uma chamada por documento é inerente ao trabalho, não desperdício.</w:t>
       </w:r>
     </w:p>
     <w:p>
@@ -553,31 +505,7 @@
         <w:spacing w:after="140"/>
       </w:pPr>
       <w:r>
-        <w:t xml:space="preserve">Tudo roda numa única sessão do Claude </w:t>
-      </w:r>
-      <w:proofErr w:type="spellStart"/>
-      <w:r>
-        <w:t>Code</w:t>
-      </w:r>
-      <w:proofErr w:type="spellEnd"/>
-      <w:r>
-        <w:t xml:space="preserve">, não em várias chamadas de API separadas. Isso significa que o "Orquestrador" não é um servidor rodando em segundo plano — é um arquivo de instruções (01-ORQUESTRADOR.md) que o Claude </w:t>
-      </w:r>
-      <w:proofErr w:type="spellStart"/>
-      <w:r>
-        <w:t>Code</w:t>
-      </w:r>
-      <w:proofErr w:type="spellEnd"/>
-      <w:r>
-        <w:t xml:space="preserve"> lê e segue, chamando outros arquivos de instrução ("agentes") conforme a fase exige, e usando suas próprias ferramentas (leitura/escrita de arquivo, cálculo de </w:t>
-      </w:r>
-      <w:proofErr w:type="spellStart"/>
-      <w:r>
-        <w:t>hash</w:t>
-      </w:r>
-      <w:proofErr w:type="spellEnd"/>
-      <w:r>
-        <w:t>, envio de e-mail) para executar o que cada fase pede.</w:t>
+        <w:t xml:space="preserve">Tudo roda numa única sessão do Claude Code, não em várias chamadas de API separadas. Isso significa que o "Orquestrador" não é um servidor rodando em segundo plano — é um arquivo de instruções (01-ORQUESTRADOR.md) que o Claude Code lê e segue, chamando outros arquivos de instrução ("agentes") conforme a fase exige, e usando suas próprias ferramentas (leitura/escrita de arquivo, cálculo de hash, envio de e-mail) para executar o que cada fase pede.</w:t>
       </w:r>
     </w:p>
     <w:p>
@@ -719,7 +647,7 @@
                 <w:sz w:val="18"/>
                 <w:szCs w:val="18"/>
               </w:rPr>
-              <w:t>_CLAUDIO_CONTROLE\...\agentes\01-ORQUESTRADOR.md</w:t>
+              <w:t>RAIZ_REGRAS\necessario para o claude\agentes\01-ORQUESTRADOR.md</w:t>
             </w:r>
           </w:p>
         </w:tc>
@@ -770,7 +698,7 @@
                 <w:sz w:val="18"/>
                 <w:szCs w:val="18"/>
               </w:rPr>
-              <w:t>_CLAUDIO_CONTROLE\00-DICIONARIO-CANONICO.md</w:t>
+              <w:t>RAIZ_REGRAS\00-DICIONARIO-CANONICO.md</w:t>
             </w:r>
           </w:p>
         </w:tc>
@@ -821,7 +749,7 @@
                 <w:sz w:val="18"/>
                 <w:szCs w:val="18"/>
               </w:rPr>
-              <w:t>_CLAUDIO_CONTROLE\...\agentes\</w:t>
+              <w:t>RAIZ_REGRAS\necessario para o claude\agentes\ (+ subagentes que leem documento em RAIZ_REGRAS\.claude\agents\ -- ver capitulo 2)</w:t>
             </w:r>
           </w:p>
         </w:tc>
@@ -872,7 +800,7 @@
                 <w:sz w:val="18"/>
                 <w:szCs w:val="18"/>
               </w:rPr>
-              <w:t>_CLAUDIO_CONTROLE\...\dados agentes\</w:t>
+              <w:t>RAIZ_REGRAS\necessario para o claude\dados agentes\ (inclui a planilha de cadastro de clientes)</w:t>
             </w:r>
           </w:p>
         </w:tc>
@@ -923,7 +851,7 @@
                 <w:sz w:val="18"/>
                 <w:szCs w:val="18"/>
               </w:rPr>
-              <w:t>_CLAUDIO_CONTROLE\...\dados agentes\EXEMPLOS DE ARQUIVOS\</w:t>
+              <w:t>RAIZ_REGRAS\necessario para o claude\dados agentes\EXEMPLOS DE ARQUIVOS\</w:t>
             </w:r>
           </w:p>
         </w:tc>
@@ -974,7 +902,7 @@
                 <w:sz w:val="18"/>
                 <w:szCs w:val="18"/>
               </w:rPr>
-              <w:t>_CLAUDIO_CONTROLE\...\dados agentes\logo-nilma.jpeg</w:t>
+              <w:t>RAIZ_REGRAS\necessario para o claude\dados agentes\logo-nilma.jpeg</w:t>
             </w:r>
           </w:p>
         </w:tc>
@@ -1025,23 +953,7 @@
                 <w:sz w:val="18"/>
                 <w:szCs w:val="18"/>
               </w:rPr>
-              <w:t>_CLAUDIO_CONTROLE\LOGS\[</w:t>
-            </w:r>
-            <w:proofErr w:type="spellStart"/>
-            <w:r>
-              <w:rPr>
-                <w:sz w:val="18"/>
-                <w:szCs w:val="18"/>
-              </w:rPr>
-              <w:t>ano-mês</w:t>
-            </w:r>
-            <w:proofErr w:type="spellEnd"/>
-            <w:r>
-              <w:rPr>
-                <w:sz w:val="18"/>
-                <w:szCs w:val="18"/>
-              </w:rPr>
-              <w:t>]\[dia]\</w:t>
+              <w:t>_CLAUDIO_CONTROLE\LOGS\[ano-mês]\[dia]\</w:t>
             </w:r>
           </w:p>
         </w:tc>
@@ -1143,39 +1055,7 @@
                 <w:sz w:val="18"/>
                 <w:szCs w:val="18"/>
               </w:rPr>
-              <w:t>_CLAUDIO_CONTROLE\MANIFESTO\</w:t>
-            </w:r>
-            <w:proofErr w:type="spellStart"/>
-            <w:r>
-              <w:rPr>
-                <w:sz w:val="18"/>
-                <w:szCs w:val="18"/>
-              </w:rPr>
-              <w:t>manifesto.jsonl</w:t>
-            </w:r>
-            <w:proofErr w:type="spellEnd"/>
-            <w:r>
-              <w:rPr>
-                <w:sz w:val="18"/>
-                <w:szCs w:val="18"/>
-              </w:rPr>
-              <w:t xml:space="preserve"> (+ manifesto-[ano].</w:t>
-            </w:r>
-            <w:proofErr w:type="spellStart"/>
-            <w:r>
-              <w:rPr>
-                <w:sz w:val="18"/>
-                <w:szCs w:val="18"/>
-              </w:rPr>
-              <w:t>jsonl</w:t>
-            </w:r>
-            <w:proofErr w:type="spellEnd"/>
-            <w:r>
-              <w:rPr>
-                <w:sz w:val="18"/>
-                <w:szCs w:val="18"/>
-              </w:rPr>
-              <w:t xml:space="preserve"> históricos)</w:t>
+              <w:t xml:space="preserve">_CLAUDIO_CONTROLE\MANIFESTO\manifesto.jsonl (+ manifesto-[ano].jsonl históricos)</w:t>
             </w:r>
           </w:p>
         </w:tc>
@@ -1226,39 +1106,7 @@
                 <w:sz w:val="18"/>
                 <w:szCs w:val="18"/>
               </w:rPr>
-              <w:t>_CLAUDIO_CONTROLE\MANIFESTO\</w:t>
-            </w:r>
-            <w:proofErr w:type="spellStart"/>
-            <w:r>
-              <w:rPr>
-                <w:sz w:val="18"/>
-                <w:szCs w:val="18"/>
-              </w:rPr>
-              <w:t>purgas.jsonl</w:t>
-            </w:r>
-            <w:proofErr w:type="spellEnd"/>
-            <w:r>
-              <w:rPr>
-                <w:sz w:val="18"/>
-                <w:szCs w:val="18"/>
-              </w:rPr>
-              <w:t xml:space="preserve"> (+ purgas-[ano].</w:t>
-            </w:r>
-            <w:proofErr w:type="spellStart"/>
-            <w:r>
-              <w:rPr>
-                <w:sz w:val="18"/>
-                <w:szCs w:val="18"/>
-              </w:rPr>
-              <w:t>jsonl</w:t>
-            </w:r>
-            <w:proofErr w:type="spellEnd"/>
-            <w:r>
-              <w:rPr>
-                <w:sz w:val="18"/>
-                <w:szCs w:val="18"/>
-              </w:rPr>
-              <w:t xml:space="preserve"> históricos, mesma rotação anual do manifesto)</w:t>
+              <w:t xml:space="preserve">_CLAUDIO_CONTROLE\MANIFESTO\purgas.jsonl (+ purgas-[ano].jsonl históricos, mesma rotação anual do manifesto)</w:t>
             </w:r>
           </w:p>
         </w:tc>
@@ -1309,39 +1157,7 @@
                 <w:sz w:val="18"/>
                 <w:szCs w:val="18"/>
               </w:rPr>
-              <w:t>_CLAUDIO_CONTROLE\MANIFESTO\</w:t>
-            </w:r>
-            <w:proofErr w:type="spellStart"/>
-            <w:r>
-              <w:rPr>
-                <w:sz w:val="18"/>
-                <w:szCs w:val="18"/>
-              </w:rPr>
-              <w:t>qualidade.jsonl</w:t>
-            </w:r>
-            <w:proofErr w:type="spellEnd"/>
-            <w:r>
-              <w:rPr>
-                <w:sz w:val="18"/>
-                <w:szCs w:val="18"/>
-              </w:rPr>
-              <w:t xml:space="preserve"> (+ qualidade-[ano].</w:t>
-            </w:r>
-            <w:proofErr w:type="spellStart"/>
-            <w:r>
-              <w:rPr>
-                <w:sz w:val="18"/>
-                <w:szCs w:val="18"/>
-              </w:rPr>
-              <w:t>jsonl</w:t>
-            </w:r>
-            <w:proofErr w:type="spellEnd"/>
-            <w:r>
-              <w:rPr>
-                <w:sz w:val="18"/>
-                <w:szCs w:val="18"/>
-              </w:rPr>
-              <w:t xml:space="preserve"> históricos)</w:t>
+              <w:t xml:space="preserve">_CLAUDIO_CONTROLE\MANIFESTO\qualidade.jsonl (+ qualidade-[ano].jsonl históricos)</w:t>
             </w:r>
           </w:p>
         </w:tc>
@@ -1392,39 +1208,7 @@
                 <w:sz w:val="18"/>
                 <w:szCs w:val="18"/>
               </w:rPr>
-              <w:t>Claudio Secretario\NÃO IDENTIFICADOS\&lt;</w:t>
-            </w:r>
-            <w:proofErr w:type="spellStart"/>
-            <w:r>
-              <w:rPr>
-                <w:sz w:val="18"/>
-                <w:szCs w:val="18"/>
-              </w:rPr>
-              <w:t>id_execucao</w:t>
-            </w:r>
-            <w:proofErr w:type="spellEnd"/>
-            <w:r>
-              <w:rPr>
-                <w:sz w:val="18"/>
-                <w:szCs w:val="18"/>
-              </w:rPr>
-              <w:t>&gt;\_</w:t>
-            </w:r>
-            <w:proofErr w:type="spellStart"/>
-            <w:r>
-              <w:rPr>
-                <w:sz w:val="18"/>
-                <w:szCs w:val="18"/>
-              </w:rPr>
-              <w:t>nao_identificados.jsonl</w:t>
-            </w:r>
-            <w:proofErr w:type="spellEnd"/>
-            <w:r>
-              <w:rPr>
-                <w:sz w:val="18"/>
-                <w:szCs w:val="18"/>
-              </w:rPr>
-              <w:t xml:space="preserve"> (um por execução)</w:t>
+              <w:t xml:space="preserve">Claudio Secretario\NÃO IDENTIFICADOS\&lt;id_execucao&gt;\_nao_identificados.jsonl (um por execução)</w:t>
             </w:r>
           </w:p>
         </w:tc>
@@ -1448,25 +1232,14 @@
             </w:tcMar>
           </w:tcPr>
           <w:p>
-            <w:proofErr w:type="spellStart"/>
-            <w:r>
-              <w:rPr>
-                <w:b/>
-                <w:bCs/>
-                <w:sz w:val="18"/>
-                <w:szCs w:val="18"/>
-              </w:rPr>
-              <w:t>Staging</w:t>
-            </w:r>
-            <w:proofErr w:type="spellEnd"/>
-            <w:r>
-              <w:rPr>
-                <w:b/>
-                <w:bCs/>
-                <w:sz w:val="18"/>
-                <w:szCs w:val="18"/>
-              </w:rPr>
-              <w:t xml:space="preserve"> de fragmentos e arquivos extraídos de ZIP — produção</w:t>
+            <w:r>
+              <w:rPr>
+                <w:b/>
+                <w:bCs/>
+                <w:sz w:val="18"/>
+                <w:szCs w:val="18"/>
+              </w:rPr>
+              <w:t xml:space="preserve">Staging de fragmentos e arquivos extraídos de ZIP — produção</w:t>
             </w:r>
           </w:p>
         </w:tc>
@@ -1486,23 +1259,7 @@
                 <w:sz w:val="18"/>
                 <w:szCs w:val="18"/>
               </w:rPr>
-              <w:t>_CLAUDIO_CONTROLE\STAGING\&lt;</w:t>
-            </w:r>
-            <w:proofErr w:type="spellStart"/>
-            <w:r>
-              <w:rPr>
-                <w:sz w:val="18"/>
-                <w:szCs w:val="18"/>
-              </w:rPr>
-              <w:t>id_execucao</w:t>
-            </w:r>
-            <w:proofErr w:type="spellEnd"/>
-            <w:r>
-              <w:rPr>
-                <w:sz w:val="18"/>
-                <w:szCs w:val="18"/>
-              </w:rPr>
-              <w:t>&gt;\</w:t>
+              <w:t>_CLAUDIO_CONTROLE\STAGING\&lt;id_execucao&gt;\</w:t>
             </w:r>
           </w:p>
         </w:tc>
@@ -1526,25 +1283,14 @@
             </w:tcMar>
           </w:tcPr>
           <w:p>
-            <w:proofErr w:type="spellStart"/>
-            <w:r>
-              <w:rPr>
-                <w:b/>
-                <w:bCs/>
-                <w:sz w:val="18"/>
-                <w:szCs w:val="18"/>
-              </w:rPr>
-              <w:t>Staging</w:t>
-            </w:r>
-            <w:proofErr w:type="spellEnd"/>
-            <w:r>
-              <w:rPr>
-                <w:b/>
-                <w:bCs/>
-                <w:sz w:val="18"/>
-                <w:szCs w:val="18"/>
-              </w:rPr>
-              <w:t xml:space="preserve"> — simulação (separado, sempre apagado)</w:t>
+            <w:r>
+              <w:rPr>
+                <w:b/>
+                <w:bCs/>
+                <w:sz w:val="18"/>
+                <w:szCs w:val="18"/>
+              </w:rPr>
+              <w:t xml:space="preserve">Staging — simulação (separado, sempre apagado)</w:t>
             </w:r>
           </w:p>
         </w:tc>
@@ -1564,23 +1310,7 @@
                 <w:sz w:val="18"/>
                 <w:szCs w:val="18"/>
               </w:rPr>
-              <w:t>_CLAUDIO_CONTROLE\STAGING-SIMULACAO\&lt;</w:t>
-            </w:r>
-            <w:proofErr w:type="spellStart"/>
-            <w:r>
-              <w:rPr>
-                <w:sz w:val="18"/>
-                <w:szCs w:val="18"/>
-              </w:rPr>
-              <w:t>id_execucao</w:t>
-            </w:r>
-            <w:proofErr w:type="spellEnd"/>
-            <w:r>
-              <w:rPr>
-                <w:sz w:val="18"/>
-                <w:szCs w:val="18"/>
-              </w:rPr>
-              <w:t>&gt;\</w:t>
+              <w:t>_CLAUDIO_CONTROLE\STAGING-SIMULACAO\&lt;id_execucao&gt;\</w:t>
             </w:r>
           </w:p>
         </w:tc>
@@ -1682,7 +1412,7 @@
                 <w:sz w:val="18"/>
                 <w:szCs w:val="18"/>
               </w:rPr>
-              <w:t>_CLAUDIO_CONTROLE\MANUAIS\</w:t>
+              <w:t>RAIZ_REGRAS\MANUAIS\</w:t>
             </w:r>
           </w:p>
         </w:tc>
@@ -1784,39 +1514,7 @@
                 <w:sz w:val="18"/>
                 <w:szCs w:val="18"/>
               </w:rPr>
-              <w:t>CLAUDE FAVOR NÃO MEXER\.</w:t>
-            </w:r>
-            <w:proofErr w:type="spellStart"/>
-            <w:r>
-              <w:rPr>
-                <w:sz w:val="18"/>
-                <w:szCs w:val="18"/>
-              </w:rPr>
-              <w:t>claude</w:t>
-            </w:r>
-            <w:proofErr w:type="spellEnd"/>
-            <w:r>
-              <w:rPr>
-                <w:sz w:val="18"/>
-                <w:szCs w:val="18"/>
-              </w:rPr>
-              <w:t>\</w:t>
-            </w:r>
-            <w:proofErr w:type="spellStart"/>
-            <w:r>
-              <w:rPr>
-                <w:sz w:val="18"/>
-                <w:szCs w:val="18"/>
-              </w:rPr>
-              <w:t>commands</w:t>
-            </w:r>
-            <w:proofErr w:type="spellEnd"/>
-            <w:r>
-              <w:rPr>
-                <w:sz w:val="18"/>
-                <w:szCs w:val="18"/>
-              </w:rPr>
-              <w:t>\ (raiz, fora de _CLAUDIO_CONTROLE — ver nota abaixo)</w:t>
+              <w:t>CLAUDE FAVOR NÃO MEXER\.claude\commands\ (raiz, fora de _CLAUDIO_CONTROLE — ver nota abaixo)</w:t>
             </w:r>
           </w:p>
         </w:tc>
@@ -1846,102 +1544,20 @@
           <w:szCs w:val="20"/>
           <w:u w:val="single"/>
         </w:rPr>
-        <w:t>Nota sobre .</w:t>
-      </w:r>
-      <w:proofErr w:type="spellStart"/>
+        <w:t xml:space="preserve">Nota sobre .claude (resolvido 31/08/2026): comandos e subagentes ficam em RAIZ_REGRAS\.claude\, dentro do próprio repositório de regras — já não dependem de estar na raiz de nenhuma pasta do Drive. A sessão do Claude Code precisa ser aberta com a pasta primária em RAIZ_REGRAS (ex.: C:\Users\DPTO FISCAL 004\GUSTAVO\claudio) para /organizar, /log e os subagentes serem reconhecidos. O acesso aos dados do cliente no Drive vem de additionalDirectories em .claude\settings.local.json (ver capítulo 10). </w:t>
+        <w:lastRenderedPageBreak/>
+        <w:t/>
+      </w:r>
+    </w:p>
+    <w:p>
+      <w:pPr>
+        <w:pStyle w:val="Ttulo2"/>
+        <w:spacing w:before="240" w:after="110"/>
+      </w:pPr>
       <w:r>
         <w:rPr>
           <w:b/>
           <w:bCs/>
-          <w:color w:val="0D0D0D" w:themeColor="text1" w:themeTint="F2"/>
-          <w:sz w:val="20"/>
-          <w:szCs w:val="20"/>
-          <w:u w:val="single"/>
-        </w:rPr>
-        <w:t>claude</w:t>
-      </w:r>
-      <w:proofErr w:type="spellEnd"/>
-      <w:r>
-        <w:rPr>
-          <w:b/>
-          <w:bCs/>
-          <w:color w:val="0D0D0D" w:themeColor="text1" w:themeTint="F2"/>
-          <w:sz w:val="20"/>
-          <w:szCs w:val="20"/>
-          <w:u w:val="single"/>
-        </w:rPr>
-        <w:t xml:space="preserve">: os comandos rápidos ficam na raiz de CLAUDE FAVOR NÃO MEXER, não dentro de _CLAUDIO_CONTROLE, porque o Claude </w:t>
-      </w:r>
-      <w:proofErr w:type="spellStart"/>
-      <w:r>
-        <w:rPr>
-          <w:b/>
-          <w:bCs/>
-          <w:color w:val="0D0D0D" w:themeColor="text1" w:themeTint="F2"/>
-          <w:sz w:val="20"/>
-          <w:szCs w:val="20"/>
-          <w:u w:val="single"/>
-        </w:rPr>
-        <w:t>Code</w:t>
-      </w:r>
-      <w:proofErr w:type="spellEnd"/>
-      <w:r>
-        <w:rPr>
-          <w:b/>
-          <w:bCs/>
-          <w:color w:val="0D0D0D" w:themeColor="text1" w:themeTint="F2"/>
-          <w:sz w:val="20"/>
-          <w:szCs w:val="20"/>
-          <w:u w:val="single"/>
-        </w:rPr>
-        <w:t xml:space="preserve"> só reconhece uma pasta .</w:t>
-      </w:r>
-      <w:proofErr w:type="spellStart"/>
-      <w:r>
-        <w:rPr>
-          <w:b/>
-          <w:bCs/>
-          <w:color w:val="0D0D0D" w:themeColor="text1" w:themeTint="F2"/>
-          <w:sz w:val="20"/>
-          <w:szCs w:val="20"/>
-          <w:u w:val="single"/>
-        </w:rPr>
-        <w:t>claude</w:t>
-      </w:r>
-      <w:proofErr w:type="spellEnd"/>
-      <w:r>
-        <w:rPr>
-          <w:b/>
-          <w:bCs/>
-          <w:color w:val="0D0D0D" w:themeColor="text1" w:themeTint="F2"/>
-          <w:sz w:val="20"/>
-          <w:szCs w:val="20"/>
-          <w:u w:val="single"/>
-        </w:rPr>
-        <w:t xml:space="preserve"> na pasta de onde a sessão é </w:t>
-      </w:r>
-      <w:r>
-        <w:rPr>
-          <w:b/>
-          <w:bCs/>
-          <w:color w:val="0D0D0D" w:themeColor="text1" w:themeTint="F2"/>
-          <w:sz w:val="20"/>
-          <w:szCs w:val="20"/>
-          <w:u w:val="single"/>
-        </w:rPr>
-        <w:lastRenderedPageBreak/>
-        <w:t>iniciada (ou numa pasta acima dela) — não em subpastas arbitrárias. Mover essa pasta exige primeiro confirmar de onde a execução diária automática é disparada; até isso ser levantado, ela permanece onde está (ver pendência no capítulo 12).</w:t>
-      </w:r>
-    </w:p>
-    <w:p>
-      <w:pPr>
-        <w:pStyle w:val="Ttulo2"/>
-        <w:spacing w:before="240" w:after="110"/>
-      </w:pPr>
-      <w:r>
-        <w:rPr>
-          <w:b/>
-          <w:bCs/>
         </w:rPr>
         <w:t>Como uma execução acontece, em uma frase</w:t>
       </w:r>
@@ -1951,31 +1567,7 @@
         <w:spacing w:after="140"/>
       </w:pPr>
       <w:r>
-        <w:t xml:space="preserve">O Claude </w:t>
-      </w:r>
-      <w:proofErr w:type="spellStart"/>
-      <w:r>
-        <w:t>Code</w:t>
-      </w:r>
-      <w:proofErr w:type="spellEnd"/>
-      <w:r>
-        <w:t xml:space="preserve"> lê 01-ORQUESTRADOR.md, que instrui a carregar o Dicionário uma vez, depois percorrer 8 fases (varredura → separação → roteamento → classificação → verificação → conferência de integridade → gravação de manifesto e exclusão → relatório), chamando o arquivo de instrução do agente responsável por cada fase, e aplicando raciocínio só onde a fase exige interpretar conteúdo — o resto é execução direta de comando (</w:t>
-      </w:r>
-      <w:proofErr w:type="spellStart"/>
-      <w:r>
-        <w:t>Bash</w:t>
-      </w:r>
-      <w:proofErr w:type="spellEnd"/>
-      <w:r>
-        <w:t xml:space="preserve">, cálculo de </w:t>
-      </w:r>
-      <w:proofErr w:type="spellStart"/>
-      <w:r>
-        <w:t>hash</w:t>
-      </w:r>
-      <w:proofErr w:type="spellEnd"/>
-      <w:r>
-        <w:t>, cópia/exclusão de arquivo).</w:t>
+        <w:t xml:space="preserve">O Claude Code lê 01-ORQUESTRADOR.md, que instrui a carregar o Dicionário uma vez, depois percorrer 8 fases (varredura → separação → roteamento → classificação → verificação → conferência de integridade → gravação de manifesto e exclusão → relatório), chamando o arquivo de instrução do agente responsável por cada fase, e aplicando raciocínio só onde a fase exige interpretar conteúdo — o resto é execução direta de comando (Bash, cálculo de hash, cópia/exclusão de arquivo).</w:t>
       </w:r>
     </w:p>
     <w:p>
@@ -2003,15 +1595,7 @@
         <w:spacing w:after="140"/>
       </w:pPr>
       <w:r>
-        <w:t xml:space="preserve">Todo agente recebe e devolve "itens" com esse conjunto fixo de campos. Um campo sem valor é sempre </w:t>
-      </w:r>
-      <w:proofErr w:type="spellStart"/>
-      <w:r>
-        <w:t>null</w:t>
-      </w:r>
-      <w:proofErr w:type="spellEnd"/>
-      <w:r>
-        <w:t xml:space="preserve"> — nunca simplesmente omitido (omitir é ambíguo: não dá pra saber se o agente esqueceu de preencher ou se o valor realmente não existe). Um campo fora desta lista é VIOLACAO_DE_CONTRATO — erro de sistema, não de documento, e aborta a execução inteira.</w:t>
+        <w:t xml:space="preserve">Todo agente recebe e devolve "itens" com esse conjunto fixo de campos. Um campo sem valor é sempre null — nunca simplesmente omitido (omitir é ambíguo: não dá pra saber se o agente esqueceu de preencher ou se o valor realmente não existe). Um campo fora desta lista é VIOLACAO_DE_CONTRATO — erro de sistema, não de documento, e aborta a execução inteira.</w:t>
       </w:r>
     </w:p>
     <w:tbl>
@@ -2138,7 +1722,6 @@
             </w:tcMar>
           </w:tcPr>
           <w:p>
-            <w:proofErr w:type="spellStart"/>
             <w:r>
               <w:rPr>
                 <w:b/>
@@ -2148,7 +1731,6 @@
               </w:rPr>
               <w:t>id_item</w:t>
             </w:r>
-            <w:proofErr w:type="spellEnd"/>
           </w:p>
         </w:tc>
         <w:tc>
@@ -2211,7 +1793,6 @@
             </w:tcMar>
           </w:tcPr>
           <w:p>
-            <w:proofErr w:type="spellStart"/>
             <w:r>
               <w:rPr>
                 <w:b/>
@@ -2221,7 +1802,6 @@
               </w:rPr>
               <w:t>arquivo_original</w:t>
             </w:r>
-            <w:proofErr w:type="spellEnd"/>
           </w:p>
         </w:tc>
         <w:tc>
@@ -2284,7 +1864,6 @@
             </w:tcMar>
           </w:tcPr>
           <w:p>
-            <w:proofErr w:type="spellStart"/>
             <w:r>
               <w:rPr>
                 <w:b/>
@@ -2294,7 +1873,6 @@
               </w:rPr>
               <w:t>hash_original</w:t>
             </w:r>
-            <w:proofErr w:type="spellEnd"/>
           </w:p>
         </w:tc>
         <w:tc>
@@ -2357,7 +1935,6 @@
             </w:tcMar>
           </w:tcPr>
           <w:p>
-            <w:proofErr w:type="spellStart"/>
             <w:r>
               <w:rPr>
                 <w:b/>
@@ -2367,7 +1944,6 @@
               </w:rPr>
               <w:t>tamanho_original</w:t>
             </w:r>
-            <w:proofErr w:type="spellEnd"/>
           </w:p>
         </w:tc>
         <w:tc>
@@ -2430,7 +2006,6 @@
             </w:tcMar>
           </w:tcPr>
           <w:p>
-            <w:proofErr w:type="spellStart"/>
             <w:r>
               <w:rPr>
                 <w:b/>
@@ -2440,7 +2015,6 @@
               </w:rPr>
               <w:t>arquivo_trabalho</w:t>
             </w:r>
-            <w:proofErr w:type="spellEnd"/>
           </w:p>
         </w:tc>
         <w:tc>
@@ -2479,23 +2053,7 @@
                 <w:sz w:val="18"/>
                 <w:szCs w:val="18"/>
               </w:rPr>
-              <w:t xml:space="preserve">O próprio arquivo original, ou um fragmento em </w:t>
-            </w:r>
-            <w:proofErr w:type="spellStart"/>
-            <w:r>
-              <w:rPr>
-                <w:sz w:val="18"/>
-                <w:szCs w:val="18"/>
-              </w:rPr>
-              <w:t>staging</w:t>
-            </w:r>
-            <w:proofErr w:type="spellEnd"/>
-            <w:r>
-              <w:rPr>
-                <w:sz w:val="18"/>
-                <w:szCs w:val="18"/>
-              </w:rPr>
-              <w:t>, se foi separado</w:t>
+              <w:t xml:space="preserve">O próprio arquivo original, ou um fragmento em staging, se foi separado</w:t>
             </w:r>
           </w:p>
         </w:tc>
@@ -2519,7 +2077,6 @@
             </w:tcMar>
           </w:tcPr>
           <w:p>
-            <w:proofErr w:type="spellStart"/>
             <w:r>
               <w:rPr>
                 <w:b/>
@@ -2529,7 +2086,6 @@
               </w:rPr>
               <w:t>paginas_origem</w:t>
             </w:r>
-            <w:proofErr w:type="spellEnd"/>
           </w:p>
         </w:tc>
         <w:tc>
@@ -2568,23 +2124,7 @@
                 <w:sz w:val="18"/>
                 <w:szCs w:val="18"/>
               </w:rPr>
-              <w:t xml:space="preserve">Intervalo de páginas do fragmento; </w:t>
-            </w:r>
-            <w:proofErr w:type="spellStart"/>
-            <w:r>
-              <w:rPr>
-                <w:sz w:val="18"/>
-                <w:szCs w:val="18"/>
-              </w:rPr>
-              <w:t>null</w:t>
-            </w:r>
-            <w:proofErr w:type="spellEnd"/>
-            <w:r>
-              <w:rPr>
-                <w:sz w:val="18"/>
-                <w:szCs w:val="18"/>
-              </w:rPr>
-              <w:t xml:space="preserve"> se não houve separação</w:t>
+              <w:t xml:space="preserve">Intervalo de páginas do fragmento; null se não houve separação</w:t>
             </w:r>
           </w:p>
         </w:tc>
@@ -2608,7 +2148,6 @@
             </w:tcMar>
           </w:tcPr>
           <w:p>
-            <w:proofErr w:type="spellStart"/>
             <w:r>
               <w:rPr>
                 <w:b/>
@@ -2618,7 +2157,6 @@
               </w:rPr>
               <w:t>hash_origem</w:t>
             </w:r>
-            <w:proofErr w:type="spellEnd"/>
           </w:p>
         </w:tc>
         <w:tc>
@@ -2657,39 +2195,7 @@
                 <w:sz w:val="18"/>
                 <w:szCs w:val="18"/>
               </w:rPr>
-              <w:t xml:space="preserve">SHA-256 do </w:t>
-            </w:r>
-            <w:proofErr w:type="spellStart"/>
-            <w:r>
-              <w:rPr>
-                <w:sz w:val="18"/>
-                <w:szCs w:val="18"/>
-              </w:rPr>
-              <w:t>arquivo_trabalho</w:t>
-            </w:r>
-            <w:proofErr w:type="spellEnd"/>
-            <w:r>
-              <w:rPr>
-                <w:sz w:val="18"/>
-                <w:szCs w:val="18"/>
-              </w:rPr>
-              <w:t xml:space="preserve"> — diferente de </w:t>
-            </w:r>
-            <w:proofErr w:type="spellStart"/>
-            <w:r>
-              <w:rPr>
-                <w:sz w:val="18"/>
-                <w:szCs w:val="18"/>
-              </w:rPr>
-              <w:t>hash_original</w:t>
-            </w:r>
-            <w:proofErr w:type="spellEnd"/>
-            <w:r>
-              <w:rPr>
-                <w:sz w:val="18"/>
-                <w:szCs w:val="18"/>
-              </w:rPr>
-              <w:t xml:space="preserve"> quando há fragmento</w:t>
+              <w:t xml:space="preserve">SHA-256 do arquivo_trabalho — diferente de hash_original quando há fragmento</w:t>
             </w:r>
           </w:p>
         </w:tc>
@@ -2713,7 +2219,6 @@
             </w:tcMar>
           </w:tcPr>
           <w:p>
-            <w:proofErr w:type="spellStart"/>
             <w:r>
               <w:rPr>
                 <w:b/>
@@ -2723,7 +2228,6 @@
               </w:rPr>
               <w:t>tamanho_origem</w:t>
             </w:r>
-            <w:proofErr w:type="spellEnd"/>
           </w:p>
         </w:tc>
         <w:tc>
@@ -2762,17 +2266,8 @@
                 <w:sz w:val="18"/>
                 <w:szCs w:val="18"/>
               </w:rPr>
-              <w:t xml:space="preserve">Tamanho em bytes do </w:t>
-            </w:r>
-            <w:proofErr w:type="spellStart"/>
-            <w:r>
-              <w:rPr>
-                <w:sz w:val="18"/>
-                <w:szCs w:val="18"/>
-              </w:rPr>
-              <w:t>arquivo_trabalho</w:t>
-            </w:r>
-            <w:proofErr w:type="spellEnd"/>
+              <w:t xml:space="preserve">Tamanho em bytes do arquivo_trabalho</w:t>
+            </w:r>
           </w:p>
         </w:tc>
       </w:tr>
@@ -2795,77 +2290,15 @@
             </w:tcMar>
           </w:tcPr>
           <w:p>
-            <w:proofErr w:type="spellStart"/>
-            <w:r>
-              <w:rPr>
-                <w:b/>
-                <w:bCs/>
-                <w:sz w:val="18"/>
-                <w:szCs w:val="18"/>
-              </w:rPr>
-              <w:t>cliente_id</w:t>
-            </w:r>
-            <w:proofErr w:type="spellEnd"/>
-            <w:r>
-              <w:rPr>
-                <w:b/>
-                <w:bCs/>
-                <w:sz w:val="18"/>
-                <w:szCs w:val="18"/>
-              </w:rPr>
-              <w:t xml:space="preserve">, </w:t>
-            </w:r>
-            <w:proofErr w:type="spellStart"/>
-            <w:r>
-              <w:rPr>
-                <w:b/>
-                <w:bCs/>
-                <w:sz w:val="18"/>
-                <w:szCs w:val="18"/>
-              </w:rPr>
-              <w:t>cliente_destino</w:t>
-            </w:r>
-            <w:proofErr w:type="spellEnd"/>
-            <w:r>
-              <w:rPr>
-                <w:b/>
-                <w:bCs/>
-                <w:sz w:val="18"/>
-                <w:szCs w:val="18"/>
-              </w:rPr>
-              <w:t xml:space="preserve">, </w:t>
-            </w:r>
-            <w:proofErr w:type="spellStart"/>
-            <w:r>
-              <w:rPr>
-                <w:b/>
-                <w:bCs/>
-                <w:sz w:val="18"/>
-                <w:szCs w:val="18"/>
-              </w:rPr>
-              <w:t>pasta_cliente_existe</w:t>
-            </w:r>
-            <w:proofErr w:type="spellEnd"/>
-            <w:r>
-              <w:rPr>
-                <w:b/>
-                <w:bCs/>
-                <w:sz w:val="18"/>
-                <w:szCs w:val="18"/>
-              </w:rPr>
-              <w:t xml:space="preserve">, regime, setor, </w:t>
-            </w:r>
-            <w:proofErr w:type="spellStart"/>
-            <w:r>
-              <w:rPr>
-                <w:b/>
-                <w:bCs/>
-                <w:sz w:val="18"/>
-                <w:szCs w:val="18"/>
-              </w:rPr>
-              <w:t>confianca</w:t>
-            </w:r>
-            <w:proofErr w:type="spellEnd"/>
+            <w:r>
+              <w:rPr>
+                <w:b/>
+                <w:bCs/>
+                <w:sz w:val="18"/>
+                <w:szCs w:val="18"/>
+              </w:rPr>
+              <w:t xml:space="preserve">cliente_id, cliente_destino, pasta_cliente_existe, regime, setor, confianca</w:t>
+            </w:r>
           </w:p>
         </w:tc>
         <w:tc>
@@ -2928,77 +2361,15 @@
             </w:tcMar>
           </w:tcPr>
           <w:p>
-            <w:proofErr w:type="spellStart"/>
-            <w:r>
-              <w:rPr>
-                <w:b/>
-                <w:bCs/>
-                <w:sz w:val="18"/>
-                <w:szCs w:val="18"/>
-              </w:rPr>
-              <w:t>destino_final</w:t>
-            </w:r>
-            <w:proofErr w:type="spellEnd"/>
-            <w:r>
-              <w:rPr>
-                <w:b/>
-                <w:bCs/>
-                <w:sz w:val="18"/>
-                <w:szCs w:val="18"/>
-              </w:rPr>
-              <w:t xml:space="preserve">, </w:t>
-            </w:r>
-            <w:proofErr w:type="spellStart"/>
-            <w:r>
-              <w:rPr>
-                <w:b/>
-                <w:bCs/>
-                <w:sz w:val="18"/>
-                <w:szCs w:val="18"/>
-              </w:rPr>
-              <w:t>nome_final</w:t>
-            </w:r>
-            <w:proofErr w:type="spellEnd"/>
-            <w:r>
-              <w:rPr>
-                <w:b/>
-                <w:bCs/>
-                <w:sz w:val="18"/>
-                <w:szCs w:val="18"/>
-              </w:rPr>
-              <w:t xml:space="preserve">, </w:t>
-            </w:r>
-            <w:proofErr w:type="spellStart"/>
-            <w:r>
-              <w:rPr>
-                <w:b/>
-                <w:bCs/>
-                <w:sz w:val="18"/>
-                <w:szCs w:val="18"/>
-              </w:rPr>
-              <w:t>nome_original_preservado</w:t>
-            </w:r>
-            <w:proofErr w:type="spellEnd"/>
-            <w:r>
-              <w:rPr>
-                <w:b/>
-                <w:bCs/>
-                <w:sz w:val="18"/>
-                <w:szCs w:val="18"/>
-              </w:rPr>
-              <w:t xml:space="preserve">, </w:t>
-            </w:r>
-            <w:proofErr w:type="spellStart"/>
-            <w:r>
-              <w:rPr>
-                <w:b/>
-                <w:bCs/>
-                <w:sz w:val="18"/>
-                <w:szCs w:val="18"/>
-              </w:rPr>
-              <w:t>hash_destino</w:t>
-            </w:r>
-            <w:proofErr w:type="spellEnd"/>
+            <w:r>
+              <w:rPr>
+                <w:b/>
+                <w:bCs/>
+                <w:sz w:val="18"/>
+                <w:szCs w:val="18"/>
+              </w:rPr>
+              <w:t xml:space="preserve">destino_final, nome_final, nome_original_preservado, hash_destino</w:t>
+            </w:r>
           </w:p>
         </w:tc>
         <w:tc>
@@ -3037,23 +2408,7 @@
                 <w:sz w:val="18"/>
                 <w:szCs w:val="18"/>
               </w:rPr>
-              <w:t xml:space="preserve">Saída do Especialista — para onde vai, com que nome, se o nome original foi preservado, e o </w:t>
-            </w:r>
-            <w:proofErr w:type="spellStart"/>
-            <w:r>
-              <w:rPr>
-                <w:sz w:val="18"/>
-                <w:szCs w:val="18"/>
-              </w:rPr>
-              <w:t>hash</w:t>
-            </w:r>
-            <w:proofErr w:type="spellEnd"/>
-            <w:r>
-              <w:rPr>
-                <w:sz w:val="18"/>
-                <w:szCs w:val="18"/>
-              </w:rPr>
-              <w:t xml:space="preserve"> do arquivo já gravado</w:t>
+              <w:t xml:space="preserve">Saída do Especialista — para onde vai, com que nome, se o nome original foi preservado, e o hash do arquivo já gravado</w:t>
             </w:r>
           </w:p>
         </w:tc>
@@ -3216,133 +2571,36 @@
           <w:b/>
           <w:bCs/>
         </w:rPr>
-        <w:t xml:space="preserve">A diferença crítica entre </w:t>
-      </w:r>
-      <w:proofErr w:type="spellStart"/>
+        <w:t xml:space="preserve">A diferença crítica entre hash_original e hash_origem</w:t>
+      </w:r>
+    </w:p>
+    <w:p>
+      <w:pPr>
+        <w:spacing w:after="140"/>
+      </w:pPr>
+      <w:r>
+        <w:t xml:space="preserve">Essa é a distinção mais fácil de confundir no sistema, e confundi-la já quase causou um bug real: quando um PDF é separado em vários documentos, hash_original é o hash do arquivo inteiro como ele chegou na origem (imutável, nunca muda) — hash_origem é o hash do fragmento individual sendo processado (diferente para cada fragmento). O Executor de Exclusão reconfirma sempre por hash_original antes de mover o arquivo da origem para a quarentena — porque é o arquivo inteiro que está sendo removido, não um fragmento. Usar hash_origem ali nunca bateria.</w:t>
+      </w:r>
+    </w:p>
+    <w:p>
+      <w:pPr>
+        <w:pStyle w:val="Ttulo2"/>
+        <w:spacing w:before="240" w:after="110"/>
+      </w:pPr>
       <w:r>
         <w:rPr>
           <w:b/>
           <w:bCs/>
         </w:rPr>
-        <w:t>hash_original</w:t>
-      </w:r>
-      <w:proofErr w:type="spellEnd"/>
-      <w:r>
-        <w:rPr>
-          <w:b/>
-          <w:bCs/>
-        </w:rPr>
-        <w:t xml:space="preserve"> e </w:t>
-      </w:r>
-      <w:proofErr w:type="spellStart"/>
-      <w:r>
-        <w:rPr>
-          <w:b/>
-          <w:bCs/>
-        </w:rPr>
-        <w:t>hash_origem</w:t>
-      </w:r>
-      <w:proofErr w:type="spellEnd"/>
+        <w:t xml:space="preserve">ZIP também usa o modelo de arquivo_original com derivados</w:t>
+      </w:r>
     </w:p>
     <w:p>
       <w:pPr>
         <w:spacing w:after="140"/>
       </w:pPr>
       <w:r>
-        <w:t xml:space="preserve">Essa é a distinção mais fácil de confundir no sistema, e confundi-la já quase causou um bug real: quando um PDF é separado em vários documentos, </w:t>
-      </w:r>
-      <w:proofErr w:type="spellStart"/>
-      <w:r>
-        <w:t>hash_original</w:t>
-      </w:r>
-      <w:proofErr w:type="spellEnd"/>
-      <w:r>
-        <w:t xml:space="preserve"> é o </w:t>
-      </w:r>
-      <w:proofErr w:type="spellStart"/>
-      <w:r>
-        <w:t>hash</w:t>
-      </w:r>
-      <w:proofErr w:type="spellEnd"/>
-      <w:r>
-        <w:t xml:space="preserve"> do arquivo inteiro como ele chegou na origem (imutável, nunca muda) — </w:t>
-      </w:r>
-      <w:proofErr w:type="spellStart"/>
-      <w:r>
-        <w:t>hash_origem</w:t>
-      </w:r>
-      <w:proofErr w:type="spellEnd"/>
-      <w:r>
-        <w:t xml:space="preserve"> é o </w:t>
-      </w:r>
-      <w:proofErr w:type="spellStart"/>
-      <w:r>
-        <w:t>hash</w:t>
-      </w:r>
-      <w:proofErr w:type="spellEnd"/>
-      <w:r>
-        <w:t xml:space="preserve"> do fragmento individual sendo processado (diferente para cada fragmento). O Executor de Exclusão reconfirma sempre por </w:t>
-      </w:r>
-      <w:proofErr w:type="spellStart"/>
-      <w:r>
-        <w:t>hash_original</w:t>
-      </w:r>
-      <w:proofErr w:type="spellEnd"/>
-      <w:r>
-        <w:t xml:space="preserve"> antes de mover o arquivo da origem para a quarentena — porque é o arquivo inteiro que está sendo removido, não um fragmento. Usar </w:t>
-      </w:r>
-      <w:proofErr w:type="spellStart"/>
-      <w:r>
-        <w:t>hash_origem</w:t>
-      </w:r>
-      <w:proofErr w:type="spellEnd"/>
-      <w:r>
-        <w:t xml:space="preserve"> ali nunca bateria.</w:t>
-      </w:r>
-    </w:p>
-    <w:p>
-      <w:pPr>
-        <w:pStyle w:val="Ttulo2"/>
-        <w:spacing w:before="240" w:after="110"/>
-      </w:pPr>
-      <w:r>
-        <w:rPr>
-          <w:b/>
-          <w:bCs/>
-        </w:rPr>
-        <w:t xml:space="preserve">ZIP também usa o modelo de </w:t>
-      </w:r>
-      <w:proofErr w:type="spellStart"/>
-      <w:r>
-        <w:rPr>
-          <w:b/>
-          <w:bCs/>
-        </w:rPr>
-        <w:t>arquivo_original</w:t>
-      </w:r>
-      <w:proofErr w:type="spellEnd"/>
-      <w:r>
-        <w:rPr>
-          <w:b/>
-          <w:bCs/>
-        </w:rPr>
-        <w:t xml:space="preserve"> com derivados</w:t>
-      </w:r>
-    </w:p>
-    <w:p>
-      <w:pPr>
-        <w:spacing w:after="140"/>
-      </w:pPr>
-      <w:r>
-        <w:t xml:space="preserve">Um .zip encontrado na origem não vira item direto: é extraído (Fase 1b), e cada arquivo dentro dele vira um item próprio, com </w:t>
-      </w:r>
-      <w:proofErr w:type="spellStart"/>
-      <w:r>
-        <w:t>arquivo_original</w:t>
-      </w:r>
-      <w:proofErr w:type="spellEnd"/>
-      <w:r>
-        <w:t xml:space="preserve"> apontando de volta para o .zip — exatamente o mesmo modelo já usado para PDF composto. O .zip só sai da origem quando todos os itens extraídos dele estiverem resolvidos (mesma regra de "um item pendente segura o pai inteiro" da Fase 7).</w:t>
+        <w:t xml:space="preserve">Um .zip encontrado na origem não vira item direto: é extraído (Fase 1b), e cada arquivo dentro dele vira um item próprio, com arquivo_original apontando de volta para o .zip — exatamente o mesmo modelo já usado para PDF composto. O .zip só sai da origem quando todos os itens extraídos dele estiverem resolvidos (mesma regra de "um item pendente segura o pai inteiro" da Fase 7).</w:t>
       </w:r>
     </w:p>
     <w:p>
@@ -3373,15 +2631,7 @@
       </w:pPr>
       <w:r>
         <w:lastRenderedPageBreak/>
-        <w:t xml:space="preserve">Cada execução em modo PRODUCAO ou SIMULACAO percorre estas 8 fases, nesta ordem (mais dois </w:t>
-      </w:r>
-      <w:proofErr w:type="spellStart"/>
-      <w:r>
-        <w:t>subpassos</w:t>
-      </w:r>
-      <w:proofErr w:type="spellEnd"/>
-      <w:r>
-        <w:t xml:space="preserve"> mecânicos: a purga da quarentena no início da Fase 0, e a extração de ZIP logo após a Fase 1). AUDITORIA não segue esta sequência — tem a própria (ver capítulo 6).</w:t>
+        <w:t xml:space="preserve">Cada execução em modo PRODUCAO ou SIMULACAO percorre estas 8 fases, nesta ordem (mais dois subpassos mecânicos: a purga da quarentena no início da Fase 0, e a extração de ZIP logo após a Fase 1). AUDITORIA não segue esta sequência — tem a própria (ver capítulo 6).</w:t>
       </w:r>
     </w:p>
     <w:p>
@@ -3417,39 +2667,7 @@
         <w:spacing w:after="140"/>
       </w:pPr>
       <w:r>
-        <w:t xml:space="preserve">Registra </w:t>
-      </w:r>
-      <w:proofErr w:type="spellStart"/>
-      <w:r>
-        <w:t>id_execucao</w:t>
-      </w:r>
-      <w:proofErr w:type="spellEnd"/>
-      <w:r>
-        <w:t xml:space="preserve">, </w:t>
-      </w:r>
-      <w:proofErr w:type="spellStart"/>
-      <w:r>
-        <w:t>timestamp_inicio</w:t>
-      </w:r>
-      <w:proofErr w:type="spellEnd"/>
-      <w:r>
-        <w:t>, modo. Zera o contador de ciclos de correção. Carrega o Dicionário Canônico e o manifesto existente — essa é a única vez que esses dois arquivos são lidos na execução inteira (ver "economia de contexto" no capítulo 10). Se o ano da execução for diferente do ano da última entrada do manifesto, roda a rotação: o manifesto atual vira manifesto-[ano anterior].</w:t>
-      </w:r>
-      <w:proofErr w:type="spellStart"/>
-      <w:r>
-        <w:t>jsonl</w:t>
-      </w:r>
-      <w:proofErr w:type="spellEnd"/>
-      <w:r>
-        <w:t xml:space="preserve"> (histórico, nunca apagado) e um </w:t>
-      </w:r>
-      <w:proofErr w:type="spellStart"/>
-      <w:r>
-        <w:t>manifesto.jsonl</w:t>
-      </w:r>
-      <w:proofErr w:type="spellEnd"/>
-      <w:r>
-        <w:t xml:space="preserve"> novo começa vazio.</w:t>
+        <w:t xml:space="preserve">Registra id_execucao, timestamp_inicio, modo. Zera o contador de ciclos de correção. Carrega o Dicionário Canônico e o manifesto existente — essa é a única vez que esses dois arquivos são lidos na execução inteira (ver "economia de contexto" no capítulo 10). Se o ano da execução for diferente do ano da última entrada do manifesto, roda a rotação: o manifesto atual vira manifesto-[ano anterior].jsonl (histórico, nunca apagado) e um manifesto.jsonl novo começa vazio.</w:t>
       </w:r>
     </w:p>
     <w:p>
@@ -3511,15 +2729,7 @@
         <w:t>BACKUP ROTINA</w:t>
       </w:r>
       <w:r>
-        <w:t xml:space="preserve">. Pasta com mais de 7 dias corridos é apagada em definitivo — esse é o único ponto de toda a rotina onde exclusão realmente irreversível acontece. Duas travas rodam antes de apagar: (1) sanidade de data — nome de pasta que não bate com DD-MM-AAAA, ou data igual/futura a hoje, não é purgado, fica sinalizado (E606); (2) disjuntor de volume — </w:t>
-      </w:r>
-      <w:proofErr w:type="spellStart"/>
-      <w:r>
-        <w:t>pasta-dia</w:t>
-      </w:r>
-      <w:proofErr w:type="spellEnd"/>
-      <w:r>
-        <w:t xml:space="preserve"> com volume muito acima da média das últimas 5 purgas é adiada em +5 dias (no máximo 2 adiamentos) em vez de purgada, sinalizada (E605).</w:t>
+        <w:t xml:space="preserve">. Pasta com mais de 7 dias corridos é apagada em definitivo — esse é o único ponto de toda a rotina onde exclusão realmente irreversível acontece. Duas travas rodam antes de apagar: (1) sanidade de data — nome de pasta que não bate com DD-MM-AAAA, ou data igual/futura a hoje, não é purgado, fica sinalizado (E606); (2) disjuntor de volume — pasta-dia com volume muito acima da média das últimas 5 purgas é adiada em +5 dias (no máximo 2 adiamentos) em vez de purgada, sinalizada (E605).</w:t>
       </w:r>
     </w:p>
     <w:p>
@@ -3570,39 +2780,7 @@
         <w:spacing w:after="140"/>
       </w:pPr>
       <w:r>
-        <w:t xml:space="preserve">Varre a origem (Claudio Secretario) recursivamente — qualquer subpasta, qualquer profundidade — excluindo em qualquer nível a pasta NÃO IDENTIFICADOS, tudo dentro de CLAUDE FAVOR NÃO MEXER, e qualquer pasta iniciada por _. Cada arquivo encontrado, solto na raiz ou dentro de subpasta, vira um item independente. Calcula </w:t>
-      </w:r>
-      <w:proofErr w:type="spellStart"/>
-      <w:r>
-        <w:t>hash_original</w:t>
-      </w:r>
-      <w:proofErr w:type="spellEnd"/>
-      <w:r>
-        <w:t xml:space="preserve"> e </w:t>
-      </w:r>
-      <w:proofErr w:type="spellStart"/>
-      <w:r>
-        <w:t>tamanho_original</w:t>
-      </w:r>
-      <w:proofErr w:type="spellEnd"/>
-      <w:r>
-        <w:t xml:space="preserve"> de cada um, gera </w:t>
-      </w:r>
-      <w:proofErr w:type="spellStart"/>
-      <w:r>
-        <w:t>id_item</w:t>
-      </w:r>
-      <w:proofErr w:type="spellEnd"/>
-      <w:r>
-        <w:t xml:space="preserve">, e registra </w:t>
-      </w:r>
-      <w:proofErr w:type="spellStart"/>
-      <w:r>
-        <w:t>N_pais</w:t>
-      </w:r>
-      <w:proofErr w:type="spellEnd"/>
-      <w:r>
-        <w:t xml:space="preserve"> (contagem total).</w:t>
+        <w:t xml:space="preserve">Varre a origem (Claudio Secretario) recursivamente — qualquer subpasta, qualquer profundidade — excluindo em qualquer nível a pasta NÃO IDENTIFICADOS, tudo dentro de CLAUDE FAVOR NÃO MEXER, e qualquer pasta iniciada por _. Cada arquivo encontrado, solto na raiz ou dentro de subpasta, vira um item independente. Calcula hash_original e tamanho_original de cada um, gera id_item, e registra N_pais (contagem total). Desde 31/08/2026, se o inventário trouxer mais que LIMITE_ITENS (padrão 60) pais na execução, só os primeiros LIMITE_ITENS (ordem alfabética de caminho) são processados — o restante fica intocado na origem, para a próxima execução (a rotina já é incremental por desenho, então isso não exige tratamento especial).</w:t>
       </w:r>
     </w:p>
     <w:p>
@@ -3617,15 +2795,7 @@
         <w:t xml:space="preserve">Contrato: </w:t>
       </w:r>
       <w:r>
-        <w:t xml:space="preserve">Para cada arquivo cujo </w:t>
-      </w:r>
-      <w:proofErr w:type="spellStart"/>
-      <w:r>
-        <w:t>hash</w:t>
-      </w:r>
-      <w:proofErr w:type="spellEnd"/>
-      <w:r>
-        <w:t xml:space="preserve"> já conste no manifesto (atual ou histórico), marca JA_ARQUIVADO_ANTERIORMENTE e pula direto para a Fase 5 (verificação) sem passar pelas fases 2-4.</w:t>
+        <w:t xml:space="preserve">Para cada arquivo cujo hash já conste no manifesto (atual ou histórico), marca JA_ARQUIVADO_ANTERIORMENTE e pula direto para a Fase 5 (verificação) sem passar pelas fases 2-4.</w:t>
       </w:r>
     </w:p>
     <w:p>
@@ -3677,15 +2847,7 @@
       </w:pPr>
       <w:r>
         <w:lastRenderedPageBreak/>
-        <w:t xml:space="preserve">Todo item cujo </w:t>
-      </w:r>
-      <w:proofErr w:type="spellStart"/>
-      <w:r>
-        <w:t>arquivo_original</w:t>
-      </w:r>
-      <w:proofErr w:type="spellEnd"/>
-      <w:r>
-        <w:t xml:space="preserve"> termine em .zip é extraído para </w:t>
+        <w:t xml:space="preserve">Todo item cujo arquivo_original termine em .zip é extraído para </w:t>
       </w:r>
       <w:r>
         <w:rPr>
@@ -3696,15 +2858,7 @@
         <w:t>STAGING</w:t>
       </w:r>
       <w:r>
-        <w:t>\&lt;</w:t>
-      </w:r>
-      <w:proofErr w:type="spellStart"/>
-      <w:r>
-        <w:t>id_execucao</w:t>
-      </w:r>
-      <w:proofErr w:type="spellEnd"/>
-      <w:r>
-        <w:t>&gt;\. Cada arquivo extraído vira item novo (ver capítulo 3). Arquivo extraído que também é .zip é extraído de novo, recursivamente, até não sobrar nenhum.</w:t>
+        <w:t>\&lt;id_execucao&gt;\. Cada arquivo extraído vira item novo (ver capítulo 3). Arquivo extraído que também é .zip é extraído de novo, recursivamente, até não sobrar nenhum.</w:t>
       </w:r>
     </w:p>
     <w:p>
@@ -3747,7 +2901,7 @@
         <w:t xml:space="preserve">Executada por: </w:t>
       </w:r>
       <w:r>
-        <w:t>02-SEPARADOR-PDF.md</w:t>
+        <w:t xml:space="preserve">subagente separador (02-SEPARADOR-PDF.md), um por PDF, desde 31/08/2026 — antes rodava na sessão principal do Orquestrador</w:t>
       </w:r>
     </w:p>
     <w:p>
@@ -3755,33 +2909,8 @@
         <w:spacing w:after="140"/>
       </w:pPr>
       <w:r>
-        <w:t>Só age sobre arquivos .</w:t>
-      </w:r>
-      <w:proofErr w:type="spellStart"/>
-      <w:r>
-        <w:t>pdf</w:t>
-      </w:r>
-      <w:proofErr w:type="spellEnd"/>
-      <w:r>
-        <w:t xml:space="preserve"> — outras extensões passam direto (</w:t>
-      </w:r>
-      <w:proofErr w:type="spellStart"/>
-      <w:r>
-        <w:t>arquivo_trabalho</w:t>
-      </w:r>
-      <w:proofErr w:type="spellEnd"/>
-      <w:r>
-        <w:t xml:space="preserve"> = </w:t>
-      </w:r>
-      <w:proofErr w:type="spellStart"/>
-      <w:r>
-        <w:t>arquivo_original</w:t>
-      </w:r>
-      <w:proofErr w:type="spellEnd"/>
-      <w:r>
-        <w:t xml:space="preserve">). Decide se o PDF contém mais de um documento (mudança de CNPJ, banco, competência, layout, ou reinício de numeração de página são os sinais). Se sim e a confiança for ≥0.90, fragmenta em </w:t>
-      </w:r>
-      <w:proofErr w:type="spellStart"/>
+        <w:t xml:space="preserve">Só age sobre arquivos .pdf — outras extensões passam direto (arquivo_trabalho = arquivo_original). Decide se o PDF contém mais de um documento (mudança de CNPJ, banco, competência, layout, ou reinício de numeração de página são os sinais). Se sim e a confiança for ≥0.90, fragmenta em </w:t>
+      </w:r>
       <w:r>
         <w:rPr>
           <w:b/>
@@ -3789,9 +2918,8 @@
         </w:rPr>
         <w:t>staging</w:t>
       </w:r>
-      <w:proofErr w:type="spellEnd"/>
-      <w:r>
-        <w:t>, um arquivo por documento, cobrindo 100% das páginas sem sobreposição nem lacuna. Se não tiver certeza suficiente, não corta — devolve o arquivo íntegro com status PDF_COMPOSTO_NAO_SEPARADO, e ele fica intocado esperando decisão manual.</w:t>
+      <w:r>
+        <w:t>, um arquivo por documento, cobrindo 100% das páginas sem sobreposição nem lacuna. Se não tiver certeza suficiente, não corta — devolve o arquivo íntegro com status PDF_COMPOSTO_NAO_SEPARADO, e ele fica intocado esperando decisão manual. O subagente lê só o cabeçalho de cada página (leitura mínima, Dicionário §12), é read-only — quem grava o fragmento em disco é o Orquestrador, em lote, depois de receber os intervalos de página decididos.</w:t>
       </w:r>
     </w:p>
     <w:p>
@@ -3808,7 +2936,6 @@
       <w:r>
         <w:t xml:space="preserve">Funciona igual em PRODUCAO e SIMULACAO — a única diferença é a pasta de </w:t>
       </w:r>
-      <w:proofErr w:type="spellStart"/>
       <w:r>
         <w:rPr>
           <w:b/>
@@ -3816,7 +2943,6 @@
         </w:rPr>
         <w:t>staging</w:t>
       </w:r>
-      <w:proofErr w:type="spellEnd"/>
       <w:r>
         <w:t xml:space="preserve"> usada (ver capítulo 6).</w:t>
       </w:r>
@@ -3846,7 +2972,7 @@
           <w:b/>
           <w:bCs/>
         </w:rPr>
-        <w:t>Fase 3 — Roteamento</w:t>
+        <w:t>Fase 3-4 — Roteamento + Especialista (unificadas)</w:t>
       </w:r>
     </w:p>
     <w:p>
@@ -3861,7 +2987,7 @@
         <w:t xml:space="preserve">Executada por: </w:t>
       </w:r>
       <w:r>
-        <w:t>03-LOCALIZADOR-ROTEADOR.md</w:t>
+        <w:t xml:space="preserve">subagente classificador, um por item (ou lote pequeno do mesmo setor), desde 31/08/2026 — aplica 03-LOCALIZADOR-ROTEADOR.md + o especialista do setor numa única leitura do documento (antes eram duas fases separadas com duas leituras; unificar corta pela metade o consumo de contexto por documento)</w:t>
       </w:r>
     </w:p>
     <w:p>
@@ -3912,7 +3038,7 @@
           <w:b/>
           <w:bCs/>
         </w:rPr>
-        <w:t>Fase 4 — Especialistas</w:t>
+        <w:t>Especialistas (dentro da mesma leitura da Fase 3-4)</w:t>
       </w:r>
     </w:p>
     <w:p>
@@ -3927,15 +3053,7 @@
         <w:t xml:space="preserve">Executada por: </w:t>
       </w:r>
       <w:r>
-        <w:t xml:space="preserve">04-ESPECIALISTA-CONTABIL.md ou 05-ESPECIALISTA-FISCAL-DESPACHANTE.md (+ </w:t>
-      </w:r>
-      <w:proofErr w:type="spellStart"/>
-      <w:r>
-        <w:t>sub-especialistas</w:t>
-      </w:r>
-      <w:proofErr w:type="spellEnd"/>
-      <w:r>
-        <w:t xml:space="preserve"> 05a/05b/05c/05d)</w:t>
+        <w:t xml:space="preserve">o mesmo subagente classificador da Fase 3-4 (não é mais um despacho separado do Orquestrador) — CONTABIL usa 04-ESPECIALISTA-CONTABIL.md, FOLHA_SOCIETARIO usa 04b-ESPECIALISTA-FOLHA-SOCIETARIO.md (novo desde 31/08/2026, hoje só arquiva IRPF do sócio), FISCAL passa por 05-ESPECIALISTA-FISCAL-DESPACHANTE.md (+ 05a/05b/05c/05d)</w:t>
       </w:r>
     </w:p>
     <w:p>
@@ -3943,23 +3061,7 @@
         <w:spacing w:after="140"/>
       </w:pPr>
       <w:r>
-        <w:t xml:space="preserve">Classifica o tipo exato de documento (por conteúdo/título, nunca pelo nome do arquivo), monta o caminho e nome final segundo a </w:t>
-      </w:r>
-      <w:proofErr w:type="spellStart"/>
-      <w:r>
-        <w:t>sub-regra</w:t>
-      </w:r>
-      <w:proofErr w:type="spellEnd"/>
-      <w:r>
-        <w:t xml:space="preserve"> correspondente, verifica duplicidade contra o destino e o manifesto, copia (nunca move) o arquivo pro destino, e calcula o </w:t>
-      </w:r>
-      <w:proofErr w:type="spellStart"/>
-      <w:r>
-        <w:t>hash</w:t>
-      </w:r>
-      <w:proofErr w:type="spellEnd"/>
-      <w:r>
-        <w:t xml:space="preserve"> da cópia gravada.</w:t>
+        <w:t xml:space="preserve">Classifica o tipo exato de documento (por conteúdo/título, nunca pelo nome do arquivo), monta o caminho e nome final segundo a sub-regra correspondente, verifica duplicidade contra o destino e o manifesto, e devolve destino/nome decididos. Desde 31/08/2026 o especialista é read-only: quem copia (nunca move) o arquivo pro destino e calcula o hash da cópia é o Orquestrador, em lote, depois que todos os itens do lote têm destino decidido.</w:t>
       </w:r>
     </w:p>
     <w:p>
@@ -3974,15 +3076,7 @@
         <w:t xml:space="preserve">Contrato: </w:t>
       </w:r>
       <w:r>
-        <w:t xml:space="preserve">Setor CONTABIL vai direto pro 04. Setor FISCAL passa primeiro pelo 05 (despachante), que só decide qual </w:t>
-      </w:r>
-      <w:proofErr w:type="spellStart"/>
-      <w:r>
-        <w:t>sub-especialista</w:t>
-      </w:r>
-      <w:proofErr w:type="spellEnd"/>
-      <w:r>
-        <w:t xml:space="preserve"> (05a Simples / 05b Presumido / 05c Real) atende, com base no regime — 05 nunca classifica documento ele mesmo.</w:t>
+        <w:t xml:space="preserve">Setor CONTABIL vai direto pro 04. Setor FOLHA_SOCIETARIO vai pro 04b — hoje só trata IRPF (Declaração de Ajuste Anual do sócio pessoa física); qualquer outro tipo desse setor fica FORA_DO_ESCOPO/NOMENCLATURA_NAO_DEFINIDA. Setor FISCAL passa primeiro pelo 05 (despachante), que só decide qual sub-especialista (05a Simples / 05b Presumido / 05c Real) atende, com base no regime — 05 nunca classifica documento ele mesmo.</w:t>
       </w:r>
     </w:p>
     <w:p>
@@ -3998,8 +3092,6 @@
       </w:r>
       <w:r>
         <w:t xml:space="preserve">Tipo de documento fiscal sem nomenclatura definida ainda (a maioria, hoje) vira FORA_DO_ESCOPO/NOMENCLATURA_NAO_DEFINIDA — nunca arquiva com nome provisório, </w:t>
-      </w:r>
-      <w:r>
         <w:lastRenderedPageBreak/>
         <w:t>porque um arquivo no lugar certo com nome errado é pior que um arquivo ainda não processado (parece resolvido, mas não é).</w:t>
       </w:r>
@@ -4037,7 +3129,7 @@
         <w:spacing w:after="140"/>
       </w:pPr>
       <w:r>
-        <w:t>Roda 8 checagens sobre o lote inteiro: integridade de volume (todo arquivo-pai foi contabilizado em algum balde?), nomenclatura, destino, duplicidade/colisão, tratamento correto de exceções, vocabulário de estado não misturado, pastas novas só criadas por CNPJ, e itens intocados realmente intocados. Só a checagem de reclassificação independente (reler o documento do zero e comparar com a categoria atribuída, sem confiar nela) exige raciocínio de IA — as outras 7 são comparação de campos, rodam como procedimento.</w:t>
+        <w:t>Roda 8 checagens sobre o lote inteiro: integridade de volume (todo arquivo-pai foi contabilizado em algum balde?), nomenclatura, destino, duplicidade/colisão, tratamento correto de exceções, vocabulário de estado não misturado, pastas novas só criadas por CNPJ, e itens intocados realmente intocados. Só a checagem de reclassificação independente exige raciocínio de IA — as outras 7 são comparação de campos, rodam como procedimento. Desde 31/08/2026 essa checagem roda num subagente próprio (reclassificador), que relê o documento do zero SEM receber a categoria atribuída — antes rodava na mesma sessão que já tinha classificado, e “ignore a categoria anterior” era só uma instrução, com o raciocínio da classificação original ainda no contexto puxando pra confirmar por inércia. A comparação atribuída × rederivada acontece fora do subagente, no Orquestrador.</w:t>
       </w:r>
     </w:p>
     <w:p>
@@ -4103,31 +3195,7 @@
         <w:spacing w:after="140"/>
       </w:pPr>
       <w:r>
-        <w:t xml:space="preserve">Para todo item ARQUIVADO ou JA_ARQUIVADO_ANTERIORMENTE: confirma existência do arquivo no destino, compara tamanho, recalcula </w:t>
-      </w:r>
-      <w:proofErr w:type="spellStart"/>
-      <w:r>
-        <w:t>hash</w:t>
-      </w:r>
-      <w:proofErr w:type="spellEnd"/>
-      <w:r>
-        <w:t xml:space="preserve"> SHA-256 e compara com </w:t>
-      </w:r>
-      <w:proofErr w:type="spellStart"/>
-      <w:r>
-        <w:t>hash_origem</w:t>
-      </w:r>
-      <w:proofErr w:type="spellEnd"/>
-      <w:r>
-        <w:t xml:space="preserve">, </w:t>
-      </w:r>
-      <w:proofErr w:type="spellStart"/>
-      <w:r>
-        <w:t>valida</w:t>
-      </w:r>
-      <w:proofErr w:type="spellEnd"/>
-      <w:r>
-        <w:t xml:space="preserve"> estrutura do arquivo (cabeçalho/rodapé de PDF, XML bem formado, etc.), e confirma que a origem não mudou durante a execução.</w:t>
+        <w:t xml:space="preserve">Para todo item ARQUIVADO ou JA_ARQUIVADO_ANTERIORMENTE: confirma existência do arquivo no destino, compara tamanho, recalcula hash SHA-256 e compara com hash_origem, valida estrutura do arquivo (cabeçalho/rodapé de PDF, XML bem formado, etc.), e confirma que a origem não mudou durante a execução.</w:t>
       </w:r>
     </w:p>
     <w:p>
@@ -4142,10 +3210,7 @@
         <w:t xml:space="preserve">O que pode dar errado: </w:t>
       </w:r>
       <w:r>
-        <w:t xml:space="preserve">Na dúvida entre reportar falha e liberar o item, sempre reporta a falha — o custo de um falso alarme é uma revisão manual; o custo de um falso OK é </w:t>
-      </w:r>
-      <w:r>
-        <w:t>um documento levado para o backup</w:t>
+        <w:t xml:space="preserve">Na dúvida entre reportar falha e liberar o item, sempre reporta a falha — o custo de um falso alarme é uma revisão manual; o custo de um falso OK é um documento levado para o backup</w:t>
       </w:r>
     </w:p>
     <w:p>
@@ -4181,39 +3246,7 @@
         <w:spacing w:after="140"/>
       </w:pPr>
       <w:r>
-        <w:t xml:space="preserve">Grava uma linha no manifesto para cada item ARQUIVADO. Só depois disso, chama o Executor, que reconfirma o portão de elegibilidade (modo PRODUCAO, veredito OK, todos os itens derivados arquivados e íntegros, manifesto gravado, </w:t>
-      </w:r>
-      <w:proofErr w:type="spellStart"/>
-      <w:r>
-        <w:t>hash</w:t>
-      </w:r>
-      <w:proofErr w:type="spellEnd"/>
-      <w:r>
-        <w:t xml:space="preserve"> do original ainda bate) e só então move o arquivo-pai da origem para BACKUP ROTINA\&lt;data de hoje&gt;\ — nunca de subpasta que não seja a árvore da origem, nunca de dentro de 2026 ou de NÃO IDENTIFICADOS, e nunca em definitivo (isso só acontece na purga da Fase 0, dias depois). Grava também uma linha em _</w:t>
-      </w:r>
-      <w:proofErr w:type="spellStart"/>
-      <w:r>
-        <w:t>quarentena.jsonl</w:t>
-      </w:r>
-      <w:proofErr w:type="spellEnd"/>
-      <w:r>
-        <w:t xml:space="preserve"> dentro da </w:t>
-      </w:r>
-      <w:proofErr w:type="spellStart"/>
-      <w:r>
-        <w:t>pasta-dia</w:t>
-      </w:r>
-      <w:proofErr w:type="spellEnd"/>
-      <w:r>
-        <w:t>, com cliente/arquivo/</w:t>
-      </w:r>
-      <w:proofErr w:type="spellStart"/>
-      <w:r>
-        <w:t>hash</w:t>
-      </w:r>
-      <w:proofErr w:type="spellEnd"/>
-      <w:r>
-        <w:t>/destino — é o índice usado pra recuperação manual.</w:t>
+        <w:t xml:space="preserve">Grava uma linha no manifesto para cada item ARQUIVADO. Só depois disso, chama o Executor, que reconfirma o portão de elegibilidade (modo PRODUCAO, veredito OK, todos os itens derivados arquivados e íntegros, manifesto gravado, hash do original ainda bate) e só então move o arquivo-pai da origem para BACKUP ROTINA\&lt;data de hoje&gt;\ — nunca de subpasta que não seja a árvore da origem, nunca de dentro de 2026 ou de NÃO IDENTIFICADOS, e nunca em definitivo (isso só acontece na purga da Fase 0, dias depois). Grava também uma linha em _quarentena.jsonl dentro da pasta-dia, com cliente/arquivo/hash/destino — é o índice usado pra recuperação manual.</w:t>
       </w:r>
     </w:p>
     <w:p>
@@ -4264,39 +3297,7 @@
         <w:spacing w:after="140"/>
       </w:pPr>
       <w:r>
-        <w:t xml:space="preserve">Limpa fragmentos de </w:t>
-      </w:r>
-      <w:proofErr w:type="spellStart"/>
-      <w:r>
-        <w:t>staging</w:t>
-      </w:r>
-      <w:proofErr w:type="spellEnd"/>
-      <w:r>
-        <w:t xml:space="preserve"> de itens totalmente resolvidos (em SIMULACAO, apaga a pasta de </w:t>
-      </w:r>
-      <w:proofErr w:type="spellStart"/>
-      <w:r>
-        <w:t>staging</w:t>
-      </w:r>
-      <w:proofErr w:type="spellEnd"/>
-      <w:r>
-        <w:t xml:space="preserve"> da execução inteira, sempre). Registra </w:t>
-      </w:r>
-      <w:proofErr w:type="spellStart"/>
-      <w:r>
-        <w:t>timestamp_fim</w:t>
-      </w:r>
-      <w:proofErr w:type="spellEnd"/>
-      <w:r>
-        <w:t>. Gera o relatório (log .</w:t>
-      </w:r>
-      <w:proofErr w:type="spellStart"/>
-      <w:r>
-        <w:t>txt</w:t>
-      </w:r>
-      <w:proofErr w:type="spellEnd"/>
-      <w:r>
-        <w:t xml:space="preserve"> + HTML com a identidade visual) e, em PRODUCAO, envia o e-mail de conclusão.</w:t>
+        <w:t xml:space="preserve">Limpa fragmentos de staging de itens totalmente resolvidos (em SIMULACAO, apaga a pasta de staging da execução inteira, sempre). Registra timestamp_fim. Gera o relatório (log .txt + HTML com a identidade visual) e, em PRODUCAO, envia o e-mail de conclusão.</w:t>
       </w:r>
     </w:p>
     <w:p/>
@@ -4556,23 +3557,7 @@
                 <w:sz w:val="18"/>
                 <w:szCs w:val="18"/>
               </w:rPr>
-              <w:t xml:space="preserve">Sequencia as fases, mantém o estado da execução (contadores, mapa de fragmentos, veredito). Único agente com autoridade pra mover arquivo para NÃO IDENTIFICADOS, apagar cópia errada durante um ciclo de correção, extrair .zip, e purgar em definitivo </w:t>
-            </w:r>
-            <w:proofErr w:type="spellStart"/>
-            <w:r>
-              <w:rPr>
-                <w:sz w:val="18"/>
-                <w:szCs w:val="18"/>
-              </w:rPr>
-              <w:t>pasta-dia</w:t>
-            </w:r>
-            <w:proofErr w:type="spellEnd"/>
-            <w:r>
-              <w:rPr>
-                <w:sz w:val="18"/>
-                <w:szCs w:val="18"/>
-              </w:rPr>
-              <w:t xml:space="preserve"> da quarentena com mais de 7 dias.</w:t>
+              <w:t xml:space="preserve">Sequencia as fases, mantém o estado da execução (contadores, mapa de fragmentos, veredito). Único agente com autoridade pra mover arquivo para NÃO IDENTIFICADOS, apagar cópia errada durante um ciclo de correção, extrair .zip, e purgar em definitivo pasta-dia da quarentena com mais de 7 dias. Desde 31/08/2026, também grava em STAGING os fragmentos decididos pelo subagente separador e copia os arquivos pro destino decidido pelo subagente classificador — os subagentes só decidem, quem escreve em disco é sempre o Orquestrador, em lote.</w:t>
             </w:r>
           </w:p>
         </w:tc>
@@ -4623,17 +3608,8 @@
                 <w:sz w:val="18"/>
                 <w:szCs w:val="18"/>
               </w:rPr>
-              <w:t xml:space="preserve">Separador de </w:t>
-            </w:r>
-            <w:proofErr w:type="spellStart"/>
-            <w:r>
-              <w:rPr>
-                <w:sz w:val="18"/>
-                <w:szCs w:val="18"/>
-              </w:rPr>
-              <w:t>PDFs</w:t>
-            </w:r>
-            <w:proofErr w:type="spellEnd"/>
+              <w:t xml:space="preserve">Separador de PDFs</w:t>
+            </w:r>
           </w:p>
         </w:tc>
         <w:tc>
@@ -4652,7 +3628,7 @@
                 <w:sz w:val="18"/>
                 <w:szCs w:val="18"/>
               </w:rPr>
-              <w:t>Decide fragmentação. Autoridade de escrita em STAGING (fragmentos de PDF).</w:t>
+              <w:t>Decide fragmentação. Desde 31/08/2026 roda como subagente (separador), read-only — devolve os intervalos de página, quem grava em STAGING é o Orquestrador.</w:t>
             </w:r>
           </w:p>
         </w:tc>
@@ -4723,7 +3699,7 @@
                 <w:sz w:val="18"/>
                 <w:szCs w:val="18"/>
               </w:rPr>
-              <w:t>Identifica cliente, setor, regime. Nenhuma autoridade de escrita em disco.</w:t>
+              <w:t>Identifica cliente, setor, regime. Nenhuma autoridade de escrita em disco. Desde 31/08/2026 roda junto com a Fase 4 (Especialista) num só subagente (classificador), documento lido uma vez só.</w:t>
             </w:r>
           </w:p>
         </w:tc>
@@ -4794,7 +3770,7 @@
                 <w:sz w:val="18"/>
                 <w:szCs w:val="18"/>
               </w:rPr>
-              <w:t>Único agente com autoridade de escrita dentro da árvore CONTÁBIL de 2026.</w:t>
+              <w:t>Classifica documentos de setor CONTABIL. Desde 31/08/2026 roda dentro do subagente classificador, read-only — só decide destino/nome, quem copia é o Orquestrador.</w:t>
             </w:r>
           </w:p>
         </w:tc>
@@ -4825,7 +3801,7 @@
                 <w:sz w:val="18"/>
                 <w:szCs w:val="18"/>
               </w:rPr>
-              <w:t>05 + 05a/b/c/d</w:t>
+              <w:t>04b</w:t>
             </w:r>
           </w:p>
         </w:tc>
@@ -4845,23 +3821,7 @@
                 <w:sz w:val="18"/>
                 <w:szCs w:val="18"/>
               </w:rPr>
-              <w:t xml:space="preserve">Especialista Fiscal (despachante + </w:t>
-            </w:r>
-            <w:proofErr w:type="spellStart"/>
-            <w:r>
-              <w:rPr>
-                <w:sz w:val="18"/>
-                <w:szCs w:val="18"/>
-              </w:rPr>
-              <w:t>sub-especialistas</w:t>
-            </w:r>
-            <w:proofErr w:type="spellEnd"/>
-            <w:r>
-              <w:rPr>
-                <w:sz w:val="18"/>
-                <w:szCs w:val="18"/>
-              </w:rPr>
-              <w:t xml:space="preserve"> por regime)</w:t>
+              <w:t>Especialista Folha/Societário</w:t>
             </w:r>
           </w:p>
         </w:tc>
@@ -4881,23 +3841,7 @@
                 <w:sz w:val="18"/>
                 <w:szCs w:val="18"/>
               </w:rPr>
-              <w:t xml:space="preserve">05 só decide qual </w:t>
-            </w:r>
-            <w:proofErr w:type="spellStart"/>
-            <w:r>
-              <w:rPr>
-                <w:sz w:val="18"/>
-                <w:szCs w:val="18"/>
-              </w:rPr>
-              <w:t>sub-especialista</w:t>
-            </w:r>
-            <w:proofErr w:type="spellEnd"/>
-            <w:r>
-              <w:rPr>
-                <w:sz w:val="18"/>
-                <w:szCs w:val="18"/>
-              </w:rPr>
-              <w:t xml:space="preserve"> atende; 05a/b/c têm as regras próprias de cada regime; 05d tem as regras compartilhadas pelos três (documentos fiscais, parcelamentos, restituição, DAE/DARF) — mudar algo em 05d muda para os três regimes de uma vez, intencionalmente.</w:t>
+              <w:t>Novo desde 31/08/2026. Classifica documentos de setor FOLHA_SOCIETARIO — hoje só IRPF do sócio tem regra de nome definida (demais tipos ficam FORA_DO_ESCOPO/NOMENCLATURA_NAO_DEFINIDA). Roda dentro do subagente classificador, read-only, igual ao 04.</w:t>
             </w:r>
           </w:p>
         </w:tc>
@@ -4928,7 +3872,7 @@
                 <w:sz w:val="18"/>
                 <w:szCs w:val="18"/>
               </w:rPr>
-              <w:t>06</w:t>
+              <w:t>05 + 05a/b/c/d</w:t>
             </w:r>
           </w:p>
         </w:tc>
@@ -4948,7 +3892,7 @@
                 <w:sz w:val="18"/>
                 <w:szCs w:val="18"/>
               </w:rPr>
-              <w:t>Verificador</w:t>
+              <w:t xml:space="preserve">Especialista Fiscal (despachante + sub-especialistas por regime)</w:t>
             </w:r>
           </w:p>
         </w:tc>
@@ -4968,7 +3912,7 @@
                 <w:sz w:val="18"/>
                 <w:szCs w:val="18"/>
               </w:rPr>
-              <w:t>Audita o lote inteiro. Nenhuma autoridade de escrita — só produz veredito e relatório de achados.</w:t>
+              <w:t xml:space="preserve">05 só decide qual sub-especialista atende; 05a/b/c têm as regras próprias de cada regime; 05d tem as regras compartilhadas pelos três (documentos fiscais, parcelamentos, restituição, DAE/DARF) — mudar algo em 05d muda para os três regimes de uma vez, intencionalmente.</w:t>
             </w:r>
           </w:p>
         </w:tc>
@@ -4999,7 +3943,7 @@
                 <w:sz w:val="18"/>
                 <w:szCs w:val="18"/>
               </w:rPr>
-              <w:t>07</w:t>
+              <w:t>06</w:t>
             </w:r>
           </w:p>
         </w:tc>
@@ -5019,7 +3963,7 @@
                 <w:sz w:val="18"/>
                 <w:szCs w:val="18"/>
               </w:rPr>
-              <w:t>Conferente de Integridade</w:t>
+              <w:t>Verificador</w:t>
             </w:r>
           </w:p>
         </w:tc>
@@ -5039,7 +3983,7 @@
                 <w:sz w:val="18"/>
                 <w:szCs w:val="18"/>
               </w:rPr>
-              <w:t>Última barreira antes da exclusão. Procedimento puro, zero IA.</w:t>
+              <w:t>Audita o lote inteiro. Nenhuma autoridade de escrita — só produz veredito e relatório de achados.</w:t>
             </w:r>
           </w:p>
         </w:tc>
@@ -5070,7 +4014,7 @@
                 <w:sz w:val="18"/>
                 <w:szCs w:val="18"/>
               </w:rPr>
-              <w:t>08</w:t>
+              <w:t>07</w:t>
             </w:r>
           </w:p>
         </w:tc>
@@ -5090,7 +4034,7 @@
                 <w:sz w:val="18"/>
                 <w:szCs w:val="18"/>
               </w:rPr>
-              <w:t>Executor de Exclusão</w:t>
+              <w:t>Conferente de Integridade</w:t>
             </w:r>
           </w:p>
         </w:tc>
@@ -5110,7 +4054,7 @@
                 <w:sz w:val="18"/>
                 <w:szCs w:val="18"/>
               </w:rPr>
-              <w:t>Move o original para a quarentena (BACKUP ROTINA) — nunca apaga em definitivo, essa autoridade é só do Orquestrador na purga da Fase 0. Procedimento puro, zero IA, com múltiplas reconfirmações redundantes de propósito.</w:t>
+              <w:t>Última barreira antes da exclusão. Procedimento puro, zero IA.</w:t>
             </w:r>
           </w:p>
         </w:tc>
@@ -5141,7 +4085,7 @@
                 <w:sz w:val="18"/>
                 <w:szCs w:val="18"/>
               </w:rPr>
-              <w:t>09</w:t>
+              <w:t>08</w:t>
             </w:r>
           </w:p>
         </w:tc>
@@ -5161,7 +4105,7 @@
                 <w:sz w:val="18"/>
                 <w:szCs w:val="18"/>
               </w:rPr>
-              <w:t>Relator</w:t>
+              <w:t>Executor de Exclusão</w:t>
             </w:r>
           </w:p>
         </w:tc>
@@ -5181,7 +4125,7 @@
                 <w:sz w:val="18"/>
                 <w:szCs w:val="18"/>
               </w:rPr>
-              <w:t>Formata o relatório final. Não calcula nada — só expõe o que os outros agentes já decidiram, com honestidade (nunca suaviza falha, nunca omite seção vazia).</w:t>
+              <w:t>Move o original para a quarentena (BACKUP ROTINA) — nunca apaga em definitivo, essa autoridade é só do Orquestrador na purga da Fase 0. Procedimento puro, zero IA, com múltiplas reconfirmações redundantes de propósito.</w:t>
             </w:r>
           </w:p>
         </w:tc>
@@ -5212,6 +4156,77 @@
                 <w:sz w:val="18"/>
                 <w:szCs w:val="18"/>
               </w:rPr>
+              <w:t>09</w:t>
+            </w:r>
+          </w:p>
+        </w:tc>
+        <w:tc>
+          <w:tcPr>
+            <w:tcW w:w="2800" w:type="dxa"/>
+            <w:tcMar>
+              <w:top w:w="70" w:type="dxa"/>
+              <w:left w:w="100" w:type="dxa"/>
+              <w:bottom w:w="70" w:type="dxa"/>
+              <w:right w:w="100" w:type="dxa"/>
+            </w:tcMar>
+          </w:tcPr>
+          <w:p>
+            <w:r>
+              <w:rPr>
+                <w:sz w:val="18"/>
+                <w:szCs w:val="18"/>
+              </w:rPr>
+              <w:t>Relator</w:t>
+            </w:r>
+          </w:p>
+        </w:tc>
+        <w:tc>
+          <w:tcPr>
+            <w:tcW w:w="6400" w:type="dxa"/>
+            <w:tcMar>
+              <w:top w:w="70" w:type="dxa"/>
+              <w:left w:w="100" w:type="dxa"/>
+              <w:bottom w:w="70" w:type="dxa"/>
+              <w:right w:w="100" w:type="dxa"/>
+            </w:tcMar>
+          </w:tcPr>
+          <w:p>
+            <w:r>
+              <w:rPr>
+                <w:sz w:val="18"/>
+                <w:szCs w:val="18"/>
+              </w:rPr>
+              <w:t>Formata o relatório final. Não calcula nada — só expõe o que os outros agentes já decidiram, com honestidade (nunca suaviza falha, nunca omite seção vazia).</w:t>
+            </w:r>
+          </w:p>
+        </w:tc>
+      </w:tr>
+      <w:tr>
+        <w:tblPrEx>
+          <w:tblCellMar>
+            <w:top w:w="0" w:type="dxa"/>
+            <w:bottom w:w="0" w:type="dxa"/>
+          </w:tblCellMar>
+        </w:tblPrEx>
+        <w:tc>
+          <w:tcPr>
+            <w:tcW w:w="700" w:type="dxa"/>
+            <w:shd w:val="clear" w:color="auto" w:fill="F8F4F2"/>
+            <w:tcMar>
+              <w:top w:w="70" w:type="dxa"/>
+              <w:left w:w="100" w:type="dxa"/>
+              <w:bottom w:w="70" w:type="dxa"/>
+              <w:right w:w="100" w:type="dxa"/>
+            </w:tcMar>
+          </w:tcPr>
+          <w:p>
+            <w:r>
+              <w:rPr>
+                <w:b/>
+                <w:bCs/>
+                <w:sz w:val="18"/>
+                <w:szCs w:val="18"/>
+              </w:rPr>
               <w:t>10</w:t>
             </w:r>
           </w:p>
@@ -5296,31 +4311,7 @@
         <w:spacing w:after="140"/>
       </w:pPr>
       <w:r>
-        <w:t xml:space="preserve">Nenhuma escrita definitiva — nada é copiado pra 2026, nada é excluído, nada entra no manifesto. Mas, diferente de uma versão anterior deste sistema, </w:t>
-      </w:r>
-      <w:proofErr w:type="spellStart"/>
-      <w:r>
-        <w:t>PDFs</w:t>
-      </w:r>
-      <w:proofErr w:type="spellEnd"/>
-      <w:r>
-        <w:t xml:space="preserve"> compostos SÃO fragmentados de verdade nesse modo — só que num </w:t>
-      </w:r>
-      <w:proofErr w:type="spellStart"/>
-      <w:r>
-        <w:t>staging</w:t>
-      </w:r>
-      <w:proofErr w:type="spellEnd"/>
-      <w:r>
-        <w:t xml:space="preserve"> separado e exclusivo (STAGING-SIMULACAO, nunca o STAGING real), o que permite simular a classificação completa mesmo de documentos que precisariam ser separados primeiro. Ao final da execução, essa pasta de </w:t>
-      </w:r>
-      <w:proofErr w:type="spellStart"/>
-      <w:r>
-        <w:t>staging</w:t>
-      </w:r>
-      <w:proofErr w:type="spellEnd"/>
-      <w:r>
-        <w:t xml:space="preserve"> de simulação é sempre apagada por inteiro, mesmo que algum item tenha ficado sem resolver — simulação não guarda estado entre execuções, diferente de produção.</w:t>
+        <w:t xml:space="preserve">Nenhuma escrita definitiva — nada é copiado pra 2026, nada é excluído, nada entra no manifesto. Mas, diferente de uma versão anterior deste sistema, PDFs compostos SÃO fragmentados de verdade nesse modo — só que num staging separado e exclusivo (STAGING-SIMULACAO, nunca o STAGING real), o que permite simular a classificação completa mesmo de documentos que precisariam ser separados primeiro. Ao final da execução, essa pasta de staging de simulação é sempre apagada por inteiro, mesmo que algum item tenha ficado sem resolver — simulação não guarda estado entre execuções, diferente de produção.</w:t>
       </w:r>
     </w:p>
     <w:p>
@@ -5362,15 +4353,7 @@
         <w:spacing w:after="140"/>
       </w:pPr>
       <w:r>
-        <w:t xml:space="preserve">Não faz parte do ciclo diário — roda sob demanda (/organizar AUDITORIA). Não varre a pasta de entrada nem processa arquivo novo. Em vez disso, varre o que já está arquivado em 2026 procurando: duplicidade de conteúdo dentro da árvore de um mesmo cliente, arquivo sem rastro no manifesto, pasta com nome fora do padrão canônico (foi assim que o problema da pasta "CREDLIQUIDAÇÃO" — cópia duplicada num lugar não-canônico — teria sido pego automaticamente, se a auditoria já existisse na época), grafia divergente de banco/operadora, nomenclatura fora do padrão, e — desde 24/08/2026 — pendência envelhecida: pasta em NÃO IDENTIFICADOS ou fragmento em STAGING parado há mais de 7 dias sem ação (E607), lendo a data embutida no nome da pasta de execução, sem processar o conteúdo. Somente leitura em qualquer circunstância — nunca move, renomeia, </w:t>
-      </w:r>
-      <w:proofErr w:type="spellStart"/>
-      <w:r>
-        <w:t>copia</w:t>
-      </w:r>
-      <w:proofErr w:type="spellEnd"/>
-      <w:r>
-        <w:t xml:space="preserve"> ou apaga nada. Toda correção sugerida pelos achados é decisão humana.</w:t>
+        <w:t xml:space="preserve">Não faz parte do ciclo diário — roda sob demanda (/organizar AUDITORIA). Não varre a pasta de entrada nem processa arquivo novo. Em vez disso, varre o que já está arquivado em 2026 procurando: duplicidade de conteúdo dentro da árvore de um mesmo cliente, arquivo sem rastro no manifesto, pasta com nome fora do padrão canônico (foi assim que o problema da pasta "CREDLIQUIDAÇÃO" — cópia duplicada num lugar não-canônico — teria sido pego automaticamente, se a auditoria já existisse na época), grafia divergente de banco/operadora, nomenclatura fora do padrão, e — desde 24/08/2026 — pendência envelhecida: pasta em NÃO IDENTIFICADOS ou fragmento em STAGING parado há mais de 7 dias sem ação (E607), lendo a data embutida no nome da pasta de execução, sem processar o conteúdo. Somente leitura em qualquer circunstância — nunca move, renomeia, copia ou apaga nada. Toda correção sugerida pelos achados é decisão humana.</w:t>
       </w:r>
     </w:p>
     <w:p>
@@ -5378,7 +4361,7 @@
         <w:spacing w:after="140"/>
       </w:pPr>
       <w:r>
-        <w:t xml:space="preserve">Comando: </w:t>
+        <w:t xml:space="preserve">Toda execução resolve RAIZ_REGRAS na Fase 0 (git rev-parse --show-toplevel) e para com FALHA_DE_INFRAESTRUTURA se a sessão não estiver aberta dentro de um repositório de regras — nunca assume o caminho de produção por padrão. Rodar PRODUCAO a partir de RAIZ_REGRAS que não seja a pasta de produção (ex.: o clone de teste) exige confirmação explícita antes de qualquer escrita, porque o caminho de dado (Drive) é o mesmo nos dois ambientes. Comando: </w:t>
       </w:r>
     </w:p>
     <w:p>
@@ -6057,7 +5040,7 @@
                 <w:sz w:val="18"/>
                 <w:szCs w:val="18"/>
               </w:rPr>
-              <w:t>Setor identificado, sem regra ainda (Folha/Societário)</w:t>
+              <w:t>Setor identificado, mas nenhum especialista designado ainda (hoje os 3 setores conhecidos já têm especialista)</w:t>
             </w:r>
           </w:p>
         </w:tc>
@@ -8874,21 +7857,12 @@
             </w:tcMar>
           </w:tcPr>
           <w:p>
-            <w:proofErr w:type="spellStart"/>
-            <w:r>
-              <w:rPr>
-                <w:sz w:val="18"/>
-                <w:szCs w:val="18"/>
-              </w:rPr>
-              <w:t>Pasta-dia</w:t>
-            </w:r>
-            <w:proofErr w:type="spellEnd"/>
-            <w:r>
-              <w:rPr>
-                <w:sz w:val="18"/>
-                <w:szCs w:val="18"/>
-              </w:rPr>
-              <w:t xml:space="preserve"> da quarentena com volume incomum, purga adiada por segurança</w:t>
+            <w:r>
+              <w:rPr>
+                <w:sz w:val="18"/>
+                <w:szCs w:val="18"/>
+              </w:rPr>
+              <w:t xml:space="preserve">Pasta-dia da quarentena com volume incomum, purga adiada por segurança</w:t>
             </w:r>
           </w:p>
         </w:tc>
@@ -8959,23 +7933,7 @@
                 <w:sz w:val="18"/>
                 <w:szCs w:val="18"/>
               </w:rPr>
-              <w:t xml:space="preserve">Nome de </w:t>
-            </w:r>
-            <w:proofErr w:type="spellStart"/>
-            <w:r>
-              <w:rPr>
-                <w:sz w:val="18"/>
-                <w:szCs w:val="18"/>
-              </w:rPr>
-              <w:t>pasta-dia</w:t>
-            </w:r>
-            <w:proofErr w:type="spellEnd"/>
-            <w:r>
-              <w:rPr>
-                <w:sz w:val="18"/>
-                <w:szCs w:val="18"/>
-              </w:rPr>
-              <w:t xml:space="preserve"> não bate com DD-MM-AAAA, purga não realizada</w:t>
+              <w:t xml:space="preserve">Nome de pasta-dia não bate com DD-MM-AAAA, purga não realizada</w:t>
             </w:r>
           </w:p>
         </w:tc>
@@ -9810,15 +8768,7 @@
         <w:spacing w:after="140"/>
       </w:pPr>
       <w:r>
-        <w:t>Toda execução em PRODUCAO envia um e-mail para nilmacontabilidade@gmail.com ao final, via Gmail — sucesso ou falha, sempre, não só quando algo dá errado. O corpo é HTML (</w:t>
-      </w:r>
-      <w:proofErr w:type="spellStart"/>
-      <w:r>
-        <w:t>htmlBody</w:t>
-      </w:r>
-      <w:proofErr w:type="spellEnd"/>
-      <w:r>
-        <w:t>), com a mesma identidade visual do relatório (logo, cores, cards), e um corpo em texto puro como alternativa pra clientes de e-mail que não renderizam HTML.</w:t>
+        <w:t>Toda execução em PRODUCAO envia um e-mail para nilmacontabilidade@gmail.com ao final, via Gmail — sucesso ou falha, sempre, não só quando algo dá errado. O corpo é HTML (htmlBody), com a mesma identidade visual do relatório (logo, cores, cards), e um corpo em texto puro como alternativa pra clientes de e-mail que não renderizam HTML.</w:t>
       </w:r>
     </w:p>
     <w:p>
@@ -10027,15 +8977,7 @@
         <w:spacing w:after="90"/>
       </w:pPr>
       <w:r>
-        <w:t xml:space="preserve">Editar a linha correspondente em 05d-FISCAL-MODULO-COMUM.md (se for regra compartilhada entre regimes) ou no </w:t>
-      </w:r>
-      <w:proofErr w:type="spellStart"/>
-      <w:r>
-        <w:t>doc</w:t>
-      </w:r>
-      <w:proofErr w:type="spellEnd"/>
-      <w:r>
-        <w:t xml:space="preserve"> do regime específico (05a/05b/05c).</w:t>
+        <w:t xml:space="preserve">Editar a linha correspondente em 05d-FISCAL-MODULO-COMUM.md (se for regra compartilhada entre regimes) ou no doc do regime específico (05a/05b/05c).</w:t>
       </w:r>
     </w:p>
     <w:p>
@@ -10080,23 +9022,7 @@
           <w:bCs/>
         </w:rPr>
         <w:lastRenderedPageBreak/>
-        <w:t xml:space="preserve">Criar </w:t>
-      </w:r>
-      <w:proofErr w:type="spellStart"/>
-      <w:r>
-        <w:rPr>
-          <w:b/>
-          <w:bCs/>
-        </w:rPr>
-        <w:t>sub-especialista</w:t>
-      </w:r>
-      <w:proofErr w:type="spellEnd"/>
-      <w:r>
-        <w:rPr>
-          <w:b/>
-          <w:bCs/>
-        </w:rPr>
-        <w:t xml:space="preserve"> novo (MEI, Pessoa Física, Isenta ou Doméstica)</w:t>
+        <w:t xml:space="preserve">Criar sub-especialista novo (MEI, Pessoa Física, Isenta ou Doméstica)</w:t>
       </w:r>
     </w:p>
     <w:p>
@@ -10109,15 +9035,7 @@
         <w:spacing w:after="90"/>
       </w:pPr>
       <w:r>
-        <w:t xml:space="preserve">Levantar as obrigações/documentos reais dessa categoria (ex.: doméstico usa </w:t>
-      </w:r>
-      <w:proofErr w:type="spellStart"/>
-      <w:r>
-        <w:t>eSocial</w:t>
-      </w:r>
-      <w:proofErr w:type="spellEnd"/>
-      <w:r>
-        <w:t>/FGTS Digital, não os mesmos tributos de empresa — não presuma, confirme com quem entende do regime).</w:t>
+        <w:t xml:space="preserve">Levantar as obrigações/documentos reais dessa categoria (ex.: doméstico usa eSocial/FGTS Digital, não os mesmos tributos de empresa — não presuma, confirme com quem entende do regime).</w:t>
       </w:r>
     </w:p>
     <w:p>
@@ -10226,15 +9144,7 @@
         <w:spacing w:after="90"/>
       </w:pPr>
       <w:r>
-        <w:t xml:space="preserve">Se for falha de </w:t>
-      </w:r>
-      <w:proofErr w:type="spellStart"/>
-      <w:r>
-        <w:t>hash</w:t>
-      </w:r>
-      <w:proofErr w:type="spellEnd"/>
-      <w:r>
-        <w:t xml:space="preserve"> (E504) ou tamanho (E503), comparar manualmente os dois arquivos antes de qualquer ação.</w:t>
+        <w:t xml:space="preserve">Se for falha de hash (E504) ou tamanho (E503), comparar manualmente os dois arquivos antes de qualquer ação.</w:t>
       </w:r>
     </w:p>
     <w:p>
@@ -10265,15 +9175,7 @@
         <w:spacing w:after="90"/>
       </w:pPr>
       <w:r>
-        <w:t xml:space="preserve">Abrir a </w:t>
-      </w:r>
-      <w:proofErr w:type="spellStart"/>
-      <w:r>
-        <w:t>pasta-dia</w:t>
-      </w:r>
-      <w:proofErr w:type="spellEnd"/>
-      <w:r>
-        <w:t xml:space="preserve"> correspondente em BACKUP ROTINA\&lt;DD-MM-AAAA&gt;\ — a data é a da execução que moveu o arquivo, não a de hoje.</w:t>
+        <w:t xml:space="preserve">Abrir a pasta-dia correspondente em BACKUP ROTINA\&lt;DD-MM-AAAA&gt;\ — a data é a da execução que moveu o arquivo, não a de hoje.</w:t>
       </w:r>
     </w:p>
     <w:p>
@@ -10286,23 +9188,7 @@
         <w:spacing w:after="90"/>
       </w:pPr>
       <w:r>
-        <w:t>Consultar _</w:t>
-      </w:r>
-      <w:proofErr w:type="spellStart"/>
-      <w:r>
-        <w:t>quarentena.jsonl</w:t>
-      </w:r>
-      <w:proofErr w:type="spellEnd"/>
-      <w:r>
-        <w:t xml:space="preserve"> dentro dessa </w:t>
-      </w:r>
-      <w:proofErr w:type="spellStart"/>
-      <w:r>
-        <w:t>pasta-dia</w:t>
-      </w:r>
-      <w:proofErr w:type="spellEnd"/>
-      <w:r>
-        <w:t xml:space="preserve"> pra identificar o cliente/documento/motivo sem precisar abrir arquivo por arquivo.</w:t>
+        <w:t xml:space="preserve">Consultar _quarentena.jsonl dentro dessa pasta-dia pra identificar o cliente/documento/motivo sem precisar abrir arquivo por arquivo.</w:t>
       </w:r>
     </w:p>
     <w:p>
@@ -10346,23 +9232,7 @@
           <w:b/>
           <w:bCs/>
         </w:rPr>
-        <w:t>Consultar ou reverter uma mudança nas regras (</w:t>
-      </w:r>
-      <w:proofErr w:type="spellStart"/>
-      <w:r>
-        <w:rPr>
-          <w:b/>
-          <w:bCs/>
-        </w:rPr>
-        <w:t>git</w:t>
-      </w:r>
-      <w:proofErr w:type="spellEnd"/>
-      <w:r>
-        <w:rPr>
-          <w:b/>
-          <w:bCs/>
-        </w:rPr>
-        <w:t>)</w:t>
+        <w:t>Consultar ou reverter uma mudança nas regras (git)</w:t>
       </w:r>
     </w:p>
     <w:p>
@@ -10375,47 +9245,7 @@
         <w:spacing w:after="90"/>
       </w:pPr>
       <w:r>
-        <w:t xml:space="preserve">_CLAUDIO_CONTROLE é um repositório </w:t>
-      </w:r>
-      <w:proofErr w:type="spellStart"/>
-      <w:r>
-        <w:t>git</w:t>
-      </w:r>
-      <w:proofErr w:type="spellEnd"/>
-      <w:r>
-        <w:t xml:space="preserve"> desde 24/08/2026 — mas só </w:t>
-      </w:r>
-      <w:proofErr w:type="spellStart"/>
-      <w:r>
-        <w:t>versiona</w:t>
-      </w:r>
-      <w:proofErr w:type="spellEnd"/>
-      <w:r>
-        <w:t xml:space="preserve"> o Dicionário Canônico e os 14 arquivos de agente (</w:t>
-      </w:r>
-      <w:proofErr w:type="spellStart"/>
-      <w:r>
-        <w:t>necessario</w:t>
-      </w:r>
-      <w:proofErr w:type="spellEnd"/>
-      <w:r>
-        <w:t xml:space="preserve"> para o </w:t>
-      </w:r>
-      <w:proofErr w:type="spellStart"/>
-      <w:r>
-        <w:t>claude</w:t>
-      </w:r>
-      <w:proofErr w:type="spellEnd"/>
-      <w:r>
-        <w:t>\agentes\), nunca LOGS, MANIFESTO, BACKUP ROTINA, STAGING, dados de cliente ou os manuais (ver .</w:t>
-      </w:r>
-      <w:proofErr w:type="spellStart"/>
-      <w:r>
-        <w:t>gitignore</w:t>
-      </w:r>
-      <w:proofErr w:type="spellEnd"/>
-      <w:r>
-        <w:t>).</w:t>
+        <w:t xml:space="preserve">O repositório de regras (RAIZ_REGRAS) mudou de lugar em 31/08/2026: não fica mais dentro do Google Drive (a sincronização do Drive mexe em arquivo enquanto o git trabalha e corrompe repositório) — hoje é C:\Users\DPTO FISCAL 004\GUSTAVO\claudio em disco local, branch main. Versiona Dicionário, os 15 arquivos de agente (necessario para o claude\agentes\), os subagentes (.claude\agents\), os comandos (.claude\commands\), os MANUAIS e a pasta dados agentes (planilha de cadastro de clientes e exemplos de referência incluídos por decisão explícita do responsável, repositório privado). Nunca versiona LOGS, MANIFESTO, BACKUP ROTINA, STAGING ou HISTORICO — esses continuam só no Drive, em _CLAUDIO_CONTROLE (ver .gitignore).</w:t>
       </w:r>
     </w:p>
     <w:p>
@@ -10428,39 +9258,7 @@
         <w:spacing w:after="90"/>
       </w:pPr>
       <w:r>
-        <w:t>Ver o histórico: abrir terminal em _CLAUDIO_CONTROLE e rodar `</w:t>
-      </w:r>
-      <w:proofErr w:type="spellStart"/>
-      <w:r>
-        <w:t>git</w:t>
-      </w:r>
-      <w:proofErr w:type="spellEnd"/>
-      <w:r>
-        <w:t xml:space="preserve"> log --</w:t>
-      </w:r>
-      <w:proofErr w:type="spellStart"/>
-      <w:r>
-        <w:t>oneline</w:t>
-      </w:r>
-      <w:proofErr w:type="spellEnd"/>
-      <w:r>
-        <w:t>` (lista todas as mudanças) ou `</w:t>
-      </w:r>
-      <w:proofErr w:type="spellStart"/>
-      <w:r>
-        <w:t>git</w:t>
-      </w:r>
-      <w:proofErr w:type="spellEnd"/>
-      <w:r>
-        <w:t xml:space="preserve"> log -p 00-DICIONARIO-CANONICO.md` (mudanças só nesse arquivo, com o </w:t>
-      </w:r>
-      <w:proofErr w:type="spellStart"/>
-      <w:r>
-        <w:t>diff</w:t>
-      </w:r>
-      <w:proofErr w:type="spellEnd"/>
-      <w:r>
-        <w:t>).</w:t>
+        <w:t xml:space="preserve">Ver o histórico: abrir terminal em RAIZ_REGRAS (produção: C:\Users\DPTO FISCAL 004\GUSTAVO\claudio) e rodar `git log --oneline` (lista todas as mudanças) ou `git log -p 00-DICIONARIO-CANONICO.md` (mudanças só nesse arquivo, com o diff).</w:t>
       </w:r>
     </w:p>
     <w:p>
@@ -10473,39 +9271,7 @@
         <w:spacing w:after="90"/>
       </w:pPr>
       <w:r>
-        <w:t>Comparar com uma versão anterior: `</w:t>
-      </w:r>
-      <w:proofErr w:type="spellStart"/>
-      <w:r>
-        <w:t>git</w:t>
-      </w:r>
-      <w:proofErr w:type="spellEnd"/>
-      <w:r>
-        <w:t xml:space="preserve"> </w:t>
-      </w:r>
-      <w:proofErr w:type="spellStart"/>
-      <w:r>
-        <w:t>diff</w:t>
-      </w:r>
-      <w:proofErr w:type="spellEnd"/>
-      <w:r>
-        <w:t xml:space="preserve"> &lt;</w:t>
-      </w:r>
-      <w:proofErr w:type="spellStart"/>
-      <w:r>
-        <w:t>hash</w:t>
-      </w:r>
-      <w:proofErr w:type="spellEnd"/>
-      <w:r>
-        <w:t>-do-</w:t>
-      </w:r>
-      <w:proofErr w:type="spellStart"/>
-      <w:r>
-        <w:t>commit</w:t>
-      </w:r>
-      <w:proofErr w:type="spellEnd"/>
-      <w:r>
-        <w:t>&gt; -- &lt;arquivo&gt;`.</w:t>
+        <w:t xml:space="preserve">Comparar com uma versão anterior: `git diff &lt;hash-do-commit&gt; -- &lt;arquivo&gt;`.</w:t>
       </w:r>
     </w:p>
     <w:p>
@@ -10518,47 +9284,7 @@
         <w:spacing w:after="90"/>
       </w:pPr>
       <w:r>
-        <w:t xml:space="preserve">Depois de editar manualmente um arquivo de agente (fora de uma sessão do Claude </w:t>
-      </w:r>
-      <w:proofErr w:type="spellStart"/>
-      <w:r>
-        <w:t>Code</w:t>
-      </w:r>
-      <w:proofErr w:type="spellEnd"/>
-      <w:r>
-        <w:t>), registre a mudança: `</w:t>
-      </w:r>
-      <w:proofErr w:type="spellStart"/>
-      <w:r>
-        <w:t>git</w:t>
-      </w:r>
-      <w:proofErr w:type="spellEnd"/>
-      <w:r>
-        <w:t xml:space="preserve"> </w:t>
-      </w:r>
-      <w:proofErr w:type="spellStart"/>
-      <w:r>
-        <w:t>add</w:t>
-      </w:r>
-      <w:proofErr w:type="spellEnd"/>
-      <w:r>
-        <w:t xml:space="preserve"> -A &amp;&amp; </w:t>
-      </w:r>
-      <w:proofErr w:type="spellStart"/>
-      <w:r>
-        <w:t>git</w:t>
-      </w:r>
-      <w:proofErr w:type="spellEnd"/>
-      <w:r>
-        <w:t xml:space="preserve"> </w:t>
-      </w:r>
-      <w:proofErr w:type="spellStart"/>
-      <w:r>
-        <w:t>commit</w:t>
-      </w:r>
-      <w:proofErr w:type="spellEnd"/>
-      <w:r>
-        <w:t xml:space="preserve"> -m "descrição curta da mudança"` — sem isso, a edição existe no disco mas não fica no histórico.</w:t>
+        <w:t xml:space="preserve">Toda mudança deve ser feita primeiro na branch teste (RAIZ_REGRAS = C:\Users\DPTO FISCAL 004\GUSTAVO\claudio-teste) e validada com /organizar SIMULACAO antes de ir pra main — só depois disso fazer merge/push pra main. Depois de editar manualmente um arquivo de agente (fora de uma sessão do Claude Code), registre a mudança: `git add -A &amp;&amp; git commit -m "descrição curta da mudança"` — sem isso, a edição existe no disco mas não fica no histórico.</w:t>
       </w:r>
     </w:p>
     <w:p>
@@ -10572,31 +9298,7 @@
       </w:pPr>
       <w:r>
         <w:lastRenderedPageBreak/>
-        <w:t>Reverter um arquivo pra uma versão anterior (cuidado, sobrescreve o atual): `</w:t>
-      </w:r>
-      <w:proofErr w:type="spellStart"/>
-      <w:r>
-        <w:t>git</w:t>
-      </w:r>
-      <w:proofErr w:type="spellEnd"/>
-      <w:r>
-        <w:t xml:space="preserve"> checkout &lt;</w:t>
-      </w:r>
-      <w:proofErr w:type="spellStart"/>
-      <w:r>
-        <w:t>hash</w:t>
-      </w:r>
-      <w:proofErr w:type="spellEnd"/>
-      <w:r>
-        <w:t>-do-</w:t>
-      </w:r>
-      <w:proofErr w:type="spellStart"/>
-      <w:r>
-        <w:t>commit</w:t>
-      </w:r>
-      <w:proofErr w:type="spellEnd"/>
-      <w:r>
-        <w:t>&gt; -- &lt;arquivo&gt;`.</w:t>
+        <w:t xml:space="preserve">Reverter um arquivo pra uma versão anterior (cuidado, sobrescreve o atual): `git checkout &lt;hash-do-commit&gt; -- &lt;arquivo&gt;`.</w:t>
       </w:r>
     </w:p>
     <w:p>
@@ -10627,15 +9329,7 @@
         <w:spacing w:after="90"/>
       </w:pPr>
       <w:r>
-        <w:t>Abrir a pasta Claudio Secretario\NÃO IDENTIFICADOS\&lt;</w:t>
-      </w:r>
-      <w:proofErr w:type="spellStart"/>
-      <w:r>
-        <w:t>id_execucao</w:t>
-      </w:r>
-      <w:proofErr w:type="spellEnd"/>
-      <w:r>
-        <w:t>&gt;\ correspondente (a data está no nome da pasta).</w:t>
+        <w:t>Abrir a pasta Claudio Secretario\NÃO IDENTIFICADOS\&lt;id_execucao&gt;\ correspondente (a data está no nome da pasta).</w:t>
       </w:r>
     </w:p>
     <w:p>
@@ -10648,15 +9342,7 @@
         <w:spacing w:after="90"/>
       </w:pPr>
       <w:r>
-        <w:t>Consultar _</w:t>
-      </w:r>
-      <w:proofErr w:type="spellStart"/>
-      <w:r>
-        <w:t>nao_identificados.jsonl</w:t>
-      </w:r>
-      <w:proofErr w:type="spellEnd"/>
-      <w:r>
-        <w:t xml:space="preserve"> dentro dessa pasta pra ver o motivo exato de cada arquivo, sem precisar abrir relatório antigo.</w:t>
+        <w:t xml:space="preserve">Consultar _nao_identificados.jsonl dentro dessa pasta pra ver o motivo exato de cada arquivo, sem precisar abrir relatório antigo.</w:t>
       </w:r>
     </w:p>
     <w:p>
@@ -10726,15 +9412,7 @@
         <w:spacing w:after="90"/>
       </w:pPr>
       <w:r>
-        <w:t>Abrir _</w:t>
-      </w:r>
-      <w:proofErr w:type="spellStart"/>
-      <w:r>
-        <w:t>nao_identificados.jsonl</w:t>
-      </w:r>
-      <w:proofErr w:type="spellEnd"/>
-      <w:r>
-        <w:t xml:space="preserve"> da execução sinalizada e procurar um motivo repetido em vários itens diferentes — esse padrão é a pista.</w:t>
+        <w:t xml:space="preserve">Abrir _nao_identificados.jsonl da execução sinalizada e procurar um motivo repetido em vários itens diferentes — esse padrão é a pista.</w:t>
       </w:r>
     </w:p>
     <w:p>
@@ -10817,15 +9495,7 @@
         <w:spacing w:after="90"/>
       </w:pPr>
       <w:r>
-        <w:t xml:space="preserve">Para cada achado de pasta não-canônica ou duplicidade: decidir manualmente se mantém, renomeia/move </w:t>
-      </w:r>
-      <w:proofErr w:type="spellStart"/>
-      <w:r>
-        <w:t>pro</w:t>
-      </w:r>
-      <w:proofErr w:type="spellEnd"/>
-      <w:r>
-        <w:t xml:space="preserve"> padrão, ou remove a duplicata — a auditoria nunca decide isso sozinha.</w:t>
+        <w:t xml:space="preserve">Para cada achado de pasta não-canônica ou duplicidade: decidir manualmente se mantém, renomeia/move pro padrão, ou remove a duplicata — a auditoria nunca decide isso sozinha.</w:t>
       </w:r>
     </w:p>
     <w:p>
@@ -10905,55 +9575,7 @@
         <w:spacing w:after="140"/>
       </w:pPr>
       <w:r>
-        <w:t>O caractere "Ã" em "CLAUDE FAVOR NÃO MEXER" já causou falhas intermitentes de leitura de arquivo em algumas ferramentas de terminal (</w:t>
-      </w:r>
-      <w:proofErr w:type="spellStart"/>
-      <w:r>
-        <w:t>Bash</w:t>
-      </w:r>
-      <w:proofErr w:type="spellEnd"/>
-      <w:r>
-        <w:t xml:space="preserve">), mesmo com o caminho digitado corretamente — provavelmente questão de normalização Unicode entre diferentes fontes de entrada. Quando um comando falhar com "No </w:t>
-      </w:r>
-      <w:proofErr w:type="spellStart"/>
-      <w:r>
-        <w:t>such</w:t>
-      </w:r>
-      <w:proofErr w:type="spellEnd"/>
-      <w:r>
-        <w:t xml:space="preserve"> file </w:t>
-      </w:r>
-      <w:proofErr w:type="spellStart"/>
-      <w:r>
-        <w:t>or</w:t>
-      </w:r>
-      <w:proofErr w:type="spellEnd"/>
-      <w:r>
-        <w:t xml:space="preserve"> </w:t>
-      </w:r>
-      <w:proofErr w:type="spellStart"/>
-      <w:r>
-        <w:t>directory</w:t>
-      </w:r>
-      <w:proofErr w:type="spellEnd"/>
-      <w:r>
-        <w:t>" num caminho que claramente existe, tentar de novo com uma ferramenta diferente (</w:t>
-      </w:r>
-      <w:proofErr w:type="spellStart"/>
-      <w:r>
-        <w:t>Glob</w:t>
-      </w:r>
-      <w:proofErr w:type="spellEnd"/>
-      <w:r>
-        <w:t xml:space="preserve"> em vez de </w:t>
-      </w:r>
-      <w:proofErr w:type="spellStart"/>
-      <w:r>
-        <w:t>Bash</w:t>
-      </w:r>
-      <w:proofErr w:type="spellEnd"/>
-      <w:r>
-        <w:t>, ou vice-versa) antes de assumir que o arquivo sumiu.</w:t>
+        <w:t xml:space="preserve">O caractere "Ã" em "CLAUDE FAVOR NÃO MEXER" já causou falhas intermitentes de leitura de arquivo em algumas ferramentas de terminal (Bash), mesmo com o caminho digitado corretamente — provavelmente questão de normalização Unicode entre diferentes fontes de entrada. Quando um comando falhar com "No such file or directory" num caminho que claramente existe, tentar de novo com uma ferramenta diferente (Glob em vez de Bash, ou vice-versa) antes de assumir que o arquivo sumiu.</w:t>
       </w:r>
     </w:p>
     <w:p>
@@ -10996,6 +9618,48 @@
       </w:pPr>
       <w:r>
         <w:t>Se um arquivo de configuração for movido ou apagado sem querer (já aconteceu com o próprio Dicionário Canônico), a Lixeira do Google Drive (drive.google.com, não o Explorador de Arquivos) e o histórico de versões de cada arquivo são as ferramentas de recuperação — mas restaurar direto pela lixeira pode devolver o arquivo com um nome interno estranho (tipo $R1OJYRQ.md) em vez do nome e local originais; sempre conferir e corrigir manualmente depois de restaurar.</w:t>
+      </w:r>
+    </w:p>
+    <w:p>
+      <w:pPr>
+        <w:pStyle w:val="Ttulo2"/>
+        <w:spacing w:before="240" w:after="110"/>
+      </w:pPr>
+      <w:r>
+        <w:rPr>
+          <w:b/>
+          <w:bCs/>
+        </w:rPr>
+        <w:t xml:space="preserve">Sessão aberta na pasta errada (desde 31/08/2026)</w:t>
+      </w:r>
+    </w:p>
+    <w:p>
+      <w:pPr>
+        <w:spacing w:after="140"/>
+      </w:pPr>
+      <w:r>
+        <w:t xml:space="preserve">Como o repositório de regras saiu do Drive, a sessão do Claude Code precisa ser aberta com a pasta primária dentro de RAIZ_REGRAS (produção: C:\Users\DPTO FISCAL 004\GUSTAVO\claudio) — nunca em C:\ solto, numa pasta pai, ou no Drive. A Fase 0 do Orquestrador confere isso sozinha (git rev-parse --show-toplevel) e para com FALHA_DE_INFRAESTRUTURA se não bater, em vez de adivinhar — essa checagem é proposital, evita rodar com uma combinação errada de regra e dado sem ninguém notar. Se aparecer esse erro, feche a sessão e abra de novo na pasta certa.</w:t>
+      </w:r>
+    </w:p>
+    <w:p>
+      <w:pPr>
+        <w:pStyle w:val="Ttulo2"/>
+        <w:spacing w:before="240" w:after="110"/>
+      </w:pPr>
+      <w:r>
+        <w:rPr>
+          <w:b/>
+          <w:bCs/>
+        </w:rPr>
+        <w:t xml:space="preserve">Acesso ao Google Drive a partir do repositório local (desde 31/08/2026)</w:t>
+      </w:r>
+    </w:p>
+    <w:p>
+      <w:pPr>
+        <w:spacing w:after="140"/>
+      </w:pPr>
+      <w:r>
+        <w:t xml:space="preserve">Com a sessão primária em RAIZ_REGRAS (fora do Drive), o Orquestrador ainda precisa ler/escrever em G:\Meu Drive (origem, 2026, LOGS, MANIFESTO, BACKUP ROTINA, STAGING). Isso é autorizado de uma vez só, sem prompt a cada execução, por additionalDirectories em .claude\settings.local.json (já configurado no repositório) — vale a pena a partir da próxima vez que a sessão for aberta, não retroativamente numa sessão já em andamento.</w:t>
       </w:r>
     </w:p>
     <w:p>
@@ -11090,8 +9754,6 @@
       </w:pPr>
       <w:r>
         <w:t xml:space="preserve">O desenho original previa até 15 "funcionários" (agentes com raciocínio de IA) numa arquitetura de múltiplas chamadas de API. Depois de revisar, 4 deles (Conferente, Executor, Relator, e a maior </w:t>
-      </w:r>
-      <w:r>
         <w:lastRenderedPageBreak/>
         <w:t>parte do Verificador) não precisavam de raciocínio nenhum — viraram procedimento. Isso cortou o custo de operação por documento em quase metade.</w:t>
       </w:r>
@@ -11141,23 +9803,7 @@
         <w:spacing w:after="140"/>
       </w:pPr>
       <w:r>
-        <w:t xml:space="preserve">Antes, o modo SIMULACAO não fragmentava PDF composto — então não conseguia simular a classificação desses casos, só reportava "separaria em N documentos". Corrigido pra fragmentar de verdade </w:t>
-      </w:r>
-      <w:proofErr w:type="spellStart"/>
-      <w:r>
-        <w:t>num</w:t>
-      </w:r>
-      <w:proofErr w:type="spellEnd"/>
-      <w:r>
-        <w:t xml:space="preserve"> </w:t>
-      </w:r>
-      <w:proofErr w:type="spellStart"/>
-      <w:r>
-        <w:t>staging</w:t>
-      </w:r>
-      <w:proofErr w:type="spellEnd"/>
-      <w:r>
-        <w:t xml:space="preserve"> exclusivo de simulação.</w:t>
+        <w:t xml:space="preserve">Antes, o modo SIMULACAO não fragmentava PDF composto — então não conseguia simular a classificação desses casos, só reportava "separaria em N documentos". Corrigido pra fragmentar de verdade num staging exclusivo de simulação.</w:t>
       </w:r>
     </w:p>
     <w:p>
@@ -11229,15 +9875,7 @@
         <w:spacing w:after="140"/>
       </w:pPr>
       <w:r>
-        <w:t>BACKUP ROTINA, os 3 manuais e a pasta de arquivo histórico (antes soltos na raiz de CLAUDE FAVOR NÃO MEXER) foram movidos para dentro de _CLAUDIO_CONTROLE, em MANUAIS\ e HISTORICO\. A pasta .</w:t>
-      </w:r>
-      <w:proofErr w:type="spellStart"/>
-      <w:r>
-        <w:t>claude</w:t>
-      </w:r>
-      <w:proofErr w:type="spellEnd"/>
-      <w:r>
-        <w:t xml:space="preserve"> (comandos rápidos) permaneceu na raiz — mover exige antes confirmar de onde a execução diária é disparada (ver capítulo 12).</w:t>
+        <w:t xml:space="preserve">BACKUP ROTINA, os 3 manuais e a pasta de arquivo histórico (antes soltos na raiz de CLAUDE FAVOR NÃO MEXER) foram movidos para dentro de _CLAUDIO_CONTROLE, em MANUAIS\ e HISTORICO\. A pasta .claude (comandos rápidos) permaneceu na raiz — mover exige antes confirmar de onde a execução diária é disparada (ver capítulo 12).</w:t>
       </w:r>
     </w:p>
     <w:p>
@@ -11285,15 +9923,7 @@
         <w:spacing w:after="140"/>
       </w:pPr>
       <w:r>
-        <w:t xml:space="preserve">Os 3 zips presos em NÃO IDENTIFICADOS desde uma execução anterior (sem a extração de zip ainda existir) só foram notados por acaso durante o teste acima — evidenciando que pendência em NÃO IDENTIFICADOS/STAGING não tinha prazo nenhum. Adicionada Verificação 6 na Auditoria (E607, limiar de 7 dias). </w:t>
-      </w:r>
-      <w:proofErr w:type="spellStart"/>
-      <w:r>
-        <w:t>purgas.jsonl</w:t>
-      </w:r>
-      <w:proofErr w:type="spellEnd"/>
-      <w:r>
-        <w:t xml:space="preserve"> passou a rotacionar por ano, igual ao manifesto.</w:t>
+        <w:t xml:space="preserve">Os 3 zips presos em NÃO IDENTIFICADOS desde uma execução anterior (sem a extração de zip ainda existir) só foram notados por acaso durante o teste acima — evidenciando que pendência em NÃO IDENTIFICADOS/STAGING não tinha prazo nenhum. Adicionada Verificação 6 na Auditoria (E607, limiar de 7 dias). purgas.jsonl passou a rotacionar por ano, igual ao manifesto.</w:t>
       </w:r>
     </w:p>
     <w:p>
@@ -11309,9 +9939,21 @@
           <w:sz w:val="21"/>
           <w:szCs w:val="21"/>
         </w:rPr>
-        <w:t xml:space="preserve">Controle de versão via </w:t>
-      </w:r>
-      <w:proofErr w:type="spellStart"/>
+        <w:t xml:space="preserve">Controle de versão via git adotado (25/08/2026)</w:t>
+      </w:r>
+    </w:p>
+    <w:p>
+      <w:pPr>
+        <w:spacing w:after="140"/>
+      </w:pPr>
+      <w:r>
+        <w:t xml:space="preserve">_CLAUDIO_CONTROLE virou repositório git, versionando só o Dicionário Canônico e os 14 arquivos de agente (nunca LOGS/MANIFESTO/BACKUP ROTINA/dado de cliente — ver .gitignore, desenhado como lista de permissão pra nunca versionar algo sensível por engano). Substitui a dependência só do histórico nativo do Google Drive, que não tem mensagem de commit nem diff entre múltiplos arquivos de uma vez.</w:t>
+      </w:r>
+    </w:p>
+    <w:p>
+      <w:pPr>
+        <w:spacing w:before="180" w:after="80"/>
+      </w:pPr>
       <w:r>
         <w:rPr>
           <w:b/>
@@ -11321,9 +9963,22 @@
           <w:sz w:val="21"/>
           <w:szCs w:val="21"/>
         </w:rPr>
-        <w:t>git</w:t>
-      </w:r>
-      <w:proofErr w:type="spellEnd"/>
+        <w:lastRenderedPageBreak/>
+        <w:t>Retenção da quarentena reduzida de 15 para 7 dias (24/08/2026)</w:t>
+      </w:r>
+    </w:p>
+    <w:p>
+      <w:pPr>
+        <w:spacing w:after="140"/>
+      </w:pPr>
+      <w:r>
+        <w:t>BACKUP ROTINA (15 DIAS) foi renomeada para BACKUP ROTINA e a janela de retenção antes da purga definitiva caiu de 15 para 7 dias corridos — pior caso com adiamento por volume incomum passou de 25 para 17 dias.</w:t>
+      </w:r>
+    </w:p>
+    <w:p>
+      <w:pPr>
+        <w:spacing w:before="180" w:after="80"/>
+      </w:pPr>
       <w:r>
         <w:rPr>
           <w:b/>
@@ -11333,7 +9988,7 @@
           <w:sz w:val="21"/>
           <w:szCs w:val="21"/>
         </w:rPr>
-        <w:t xml:space="preserve"> adotado (25/08/2026)</w:t>
+        <w:t>Processamento em lote nas fases mecânicas (24/08/2026)</w:t>
       </w:r>
     </w:p>
     <w:p>
@@ -11341,55 +9996,7 @@
         <w:spacing w:after="140"/>
       </w:pPr>
       <w:r>
-        <w:t xml:space="preserve">_CLAUDIO_CONTROLE virou repositório </w:t>
-      </w:r>
-      <w:proofErr w:type="spellStart"/>
-      <w:r>
-        <w:t>git</w:t>
-      </w:r>
-      <w:proofErr w:type="spellEnd"/>
-      <w:r>
-        <w:t xml:space="preserve">, </w:t>
-      </w:r>
-      <w:proofErr w:type="spellStart"/>
-      <w:r>
-        <w:t>versionando</w:t>
-      </w:r>
-      <w:proofErr w:type="spellEnd"/>
-      <w:r>
-        <w:t xml:space="preserve"> só o Dicionário Canônico e os 14 arquivos de agente (nunca LOGS/MANIFESTO/BACKUP ROTINA/dado de cliente — ver .</w:t>
-      </w:r>
-      <w:proofErr w:type="spellStart"/>
-      <w:r>
-        <w:t>gitignore</w:t>
-      </w:r>
-      <w:proofErr w:type="spellEnd"/>
-      <w:r>
-        <w:t xml:space="preserve">, desenhado como lista de permissão pra nunca </w:t>
-      </w:r>
-      <w:proofErr w:type="spellStart"/>
-      <w:r>
-        <w:t>versionar</w:t>
-      </w:r>
-      <w:proofErr w:type="spellEnd"/>
-      <w:r>
-        <w:t xml:space="preserve"> algo sensível por engano). Substitui a dependência só do histórico nativo do Google Drive, que não tem mensagem de </w:t>
-      </w:r>
-      <w:proofErr w:type="spellStart"/>
-      <w:r>
-        <w:t>commit</w:t>
-      </w:r>
-      <w:proofErr w:type="spellEnd"/>
-      <w:r>
-        <w:t xml:space="preserve"> nem </w:t>
-      </w:r>
-      <w:proofErr w:type="spellStart"/>
-      <w:r>
-        <w:t>diff</w:t>
-      </w:r>
-      <w:proofErr w:type="spellEnd"/>
-      <w:r>
-        <w:t xml:space="preserve"> entre múltiplos arquivos de uma vez.</w:t>
+        <w:t>As fases 1, 6, 7, 8 e a cópia final do Especialista Contábil passaram a exigir explicitamente um comando cobrindo todos os itens do lote, em vez de um comando por item — reduz o tempo total de execução sem tocar em nenhuma decisão de classificação, já que são etapas puramente mecânicas.</w:t>
       </w:r>
     </w:p>
     <w:p>
@@ -11405,8 +10012,7 @@
           <w:sz w:val="21"/>
           <w:szCs w:val="21"/>
         </w:rPr>
-        <w:lastRenderedPageBreak/>
-        <w:t>Retenção da quarentena reduzida de 15 para 7 dias (24/08/2026)</w:t>
+        <w:t>Reforço preventivo no Especialista Contábil (25/08/2026)</w:t>
       </w:r>
     </w:p>
     <w:p>
@@ -11414,7 +10020,7 @@
         <w:spacing w:after="140"/>
       </w:pPr>
       <w:r>
-        <w:t>BACKUP ROTINA (15 DIAS) foi renomeada para BACKUP ROTINA e a janela de retenção antes da purga definitiva caiu de 15 para 7 dias corridos — pior caso com adiamento por volume incomum passou de 25 para 17 dias.</w:t>
+        <w:t xml:space="preserve">Revisão preventiva (sem incidente concreto) adicionou: proibição explícita de classificar por nome de arquivo/extensão; reconfirmação de CNPJ antes de criar pasta de cliente nova (segunda checagem contra erro do Roteador); motivo CONTEUDO_ILEGIVEL (E307) para documento sem texto extraível; catch-all explícito para documento contábil que não bate com nenhuma sub-regra.</w:t>
       </w:r>
     </w:p>
     <w:p>
@@ -11430,7 +10036,7 @@
           <w:sz w:val="21"/>
           <w:szCs w:val="21"/>
         </w:rPr>
-        <w:t>Processamento em lote nas fases mecânicas (24/08/2026)</w:t>
+        <w:t>Reforço preventivo em NÃO IDENTIFICADOS (25/08/2026)</w:t>
       </w:r>
     </w:p>
     <w:p>
@@ -11438,7 +10044,7 @@
         <w:spacing w:after="140"/>
       </w:pPr>
       <w:r>
-        <w:t>As fases 1, 6, 7, 8 e a cópia final do Especialista Contábil passaram a exigir explicitamente um comando cobrindo todos os itens do lote, em vez de um comando por item — reduz o tempo total de execução sem tocar em nenhuma decisão de classificação, já que são etapas puramente mecânicas.</w:t>
+        <w:t>Revisão preventiva adicionou três coisas: um índice (_nao_identificados.jsonl, por execução) explicando por que cada arquivo está lá, sem depender de relatório antigo; um disjuntor de qualidade de roteamento (qualidade.jsonl, E109) que sinaliza com destaque no relatório/e-mail se uma execução gerar volume de NAO_IDENTIFICADO muito acima do normal — nunca trava a execução, mesmo espírito autônomo do disjuntor da quarentena; e um passo a passo de manutenção pra resolver item preso e pra investigar um alerta E109.</w:t>
       </w:r>
     </w:p>
     <w:p>
@@ -11454,7 +10060,7 @@
           <w:sz w:val="21"/>
           <w:szCs w:val="21"/>
         </w:rPr>
-        <w:t>Reforço preventivo no Especialista Contábil (25/08/2026)</w:t>
+        <w:t>Limpeza de pastas vazias na origem (26/08/2026)</w:t>
       </w:r>
     </w:p>
     <w:p>
@@ -11462,23 +10068,7 @@
         <w:spacing w:after="140"/>
       </w:pPr>
       <w:r>
-        <w:t>Revisão preventiva (sem incidente concreto) adicionou: proibição explícita de classificar por nome de arquivo/extensão; reconfirmação de CNPJ antes de criar pasta de cliente nova (segunda checagem contra erro do Roteador); motivo CONTEUDO_ILEGIVEL (E307) para documento sem texto extraível; catch-</w:t>
-      </w:r>
-      <w:proofErr w:type="spellStart"/>
-      <w:r>
-        <w:t>all</w:t>
-      </w:r>
-      <w:proofErr w:type="spellEnd"/>
-      <w:r>
-        <w:t xml:space="preserve"> explícito para documento contábil que não bate com nenhuma </w:t>
-      </w:r>
-      <w:proofErr w:type="spellStart"/>
-      <w:r>
-        <w:t>sub-regra</w:t>
-      </w:r>
-      <w:proofErr w:type="spellEnd"/>
-      <w:r>
-        <w:t>.</w:t>
+        <w:t>Notado que a rotina nunca removia pasta que ficava vazia depois de todos os arquivos dela serem arquivados — sobras se acumulavam na pasta de entrada (ex.: SICOOB\comprovantes\, extratosbancrios0107\comprovantes\, ambas vazias). Adicionada limpeza automática de pasta vazia na Fase 8, de baixo pra cima, nunca tocando na raiz da origem nem em NÃO IDENTIFICADOS. Se o Google Drive estiver sincronizando e recriar uma pasta "vazia" removida, a rotina não insiste em loop — registra como pendência e segue.</w:t>
       </w:r>
     </w:p>
     <w:p>
@@ -11494,7 +10084,7 @@
           <w:sz w:val="21"/>
           <w:szCs w:val="21"/>
         </w:rPr>
-        <w:t>Reforço preventivo em NÃO IDENTIFICADOS (25/08/2026)</w:t>
+        <w:t xml:space="preserve">Suporte a .ofx como extrato bancário (26/08/2026)</w:t>
       </w:r>
     </w:p>
     <w:p>
@@ -11502,23 +10092,7 @@
         <w:spacing w:after="140"/>
       </w:pPr>
       <w:r>
-        <w:t>Revisão preventiva adicionou três coisas: um índice (_</w:t>
-      </w:r>
-      <w:proofErr w:type="spellStart"/>
-      <w:r>
-        <w:t>nao_identificados.jsonl</w:t>
-      </w:r>
-      <w:proofErr w:type="spellEnd"/>
-      <w:r>
-        <w:t>, por execução) explicando por que cada arquivo está lá, sem depender de relatório antigo; um disjuntor de qualidade de roteamento (</w:t>
-      </w:r>
-      <w:proofErr w:type="spellStart"/>
-      <w:r>
-        <w:t>qualidade.jsonl</w:t>
-      </w:r>
-      <w:proofErr w:type="spellEnd"/>
-      <w:r>
-        <w:t>, E109) que sinaliza com destaque no relatório/e-mail se uma execução gerar volume de NAO_IDENTIFICADO muito acima do normal — nunca trava a execução, mesmo espírito autônomo do disjuntor da quarentena; e um passo a passo de manutenção pra resolver item preso e pra investigar um alerta E109.</w:t>
+        <w:t xml:space="preserve">Arquivo .ofx (Open Financial Exchange) não tinha regra — agora é sempre EXTRATOS/BANCÁRIOS por padrão de formato (não tem título pra ler, é dado estruturado), banco/competência lidos das tags internas (&lt;ORG&gt;/&lt;FID&gt;/&lt;BANKID&gt;, &lt;DTSTART&gt;/&lt;DTEND&gt;) em vez do nome do arquivo, mesma lógica já usada pro XML fiscal. Extensão .ofx é preservada no nome final, nunca convertida pra .pdf.</w:t>
       </w:r>
     </w:p>
     <w:p>
@@ -11534,7 +10108,7 @@
           <w:sz w:val="21"/>
           <w:szCs w:val="21"/>
         </w:rPr>
-        <w:t>Limpeza de pastas vazias na origem (26/08/2026)</w:t>
+        <w:t xml:space="preserve">Repositório de regras movido para fora do Google Drive (31/08/2026)</w:t>
       </w:r>
     </w:p>
     <w:p>
@@ -11542,7 +10116,7 @@
         <w:spacing w:after="140"/>
       </w:pPr>
       <w:r>
-        <w:t>Notado que a rotina nunca removia pasta que ficava vazia depois de todos os arquivos dela serem arquivados — sobras se acumulavam na pasta de entrada (ex.: SICOOB\comprovantes\, extratosbancrios0107\comprovantes\, ambas vazias). Adicionada limpeza automática de pasta vazia na Fase 8, de baixo pra cima, nunca tocando na raiz da origem nem em NÃO IDENTIFICADOS. Se o Google Drive estiver sincronizando e recriar uma pasta "vazia" removida, a rotina não insiste em loop — registra como pendência e segue.</w:t>
+        <w:t xml:space="preserve">O repositório git que antes vivia dentro de _CLAUDIO_CONTROLE, no Drive, foi movido para disco local (C:\Users\DPTO FISCAL 004\GUSTAVO\claudio, branch main) — a sincronização do Google Drive mexe em arquivo enquanto o git trabalha, o que corrompe repositório (a própria pasta MANUAIS travou por permissão durante a migração, evidenciando o problema). Caminho de regra passou a ser sempre relativo a RAIZ_REGRAS, resolvida via git rev-parse --show-toplevel na Fase 0; caminho de dado continua absoluto no Drive, idêntico nos dois ambientes. O acesso ao Drive a partir da sessão local é concedido por additionalDirectories em .claude\settings.local.json, sem prompt a cada execução.</w:t>
       </w:r>
     </w:p>
     <w:p>
@@ -11558,9 +10132,21 @@
           <w:sz w:val="21"/>
           <w:szCs w:val="21"/>
         </w:rPr>
-        <w:t>Suporte a .</w:t>
-      </w:r>
-      <w:proofErr w:type="spellStart"/>
+        <w:t xml:space="preserve">Arquitetura de subagentes: leitura de documento isolada por item (31/08/2026)</w:t>
+      </w:r>
+    </w:p>
+    <w:p>
+      <w:pPr>
+        <w:spacing w:after="140"/>
+      </w:pPr>
+      <w:r>
+        <w:t xml:space="preserve">O maior fator limitante da rotina deixou de ser custo e passou a ser contexto: uma sessão única lendo o conteúdo de cada documento (uma vez pra classificar, outra pra reclassificar na verificação) estourava a janela num fechamento de mês maior. Fases 2 (separador), 3-4 unificadas (classificador) e a Parte B da Verificação (reclassificador) passaram a rodar em subagentes read-only, um por documento ou lote pequeno — eles decidem e devolvem JSON estruturado, a escrita em disco continua sendo sempre do Orquestrador, em lote. Efeito colateral: a reclassificação do Verificador ficou estruturalmente independente, porque o subagente reclassificador nunca recebe a categoria já atribuída. Também foi documentada uma regra de leitura mínima (Dicionário §12): página 1 do PDF, só as tags que decidem no XML/OFX, cabeçalho no CSV/XLSX — a categoria vem do título, não da lista de transações. Um LIMITE_ITENS (padrão 60) foi adicionado à Fase 1: excedente fica intocado para a próxima execução.</w:t>
+      </w:r>
+    </w:p>
+    <w:p>
+      <w:pPr>
+        <w:spacing w:before="180" w:after="80"/>
+      </w:pPr>
       <w:r>
         <w:rPr>
           <w:b/>
@@ -11570,9 +10156,21 @@
           <w:sz w:val="21"/>
           <w:szCs w:val="21"/>
         </w:rPr>
-        <w:t>ofx</w:t>
-      </w:r>
-      <w:proofErr w:type="spellEnd"/>
+        <w:t xml:space="preserve">Especialista dedicado 04b para Folha/Societário, IRPF passa a arquivar (31/08/2026)</w:t>
+      </w:r>
+    </w:p>
+    <w:p>
+      <w:pPr>
+        <w:spacing w:after="140"/>
+      </w:pPr>
+      <w:r>
+        <w:t xml:space="preserve">O setor FOLHA_SOCIETARIO, reconhecido desde sempre pelo Roteador mas sem nenhum tipo de documento arquivando de verdade, ganhou especialista próprio (04b-ESPECIALISTA-FOLHA-SOCIETARIO.md). Hoje só IRPF (Declaração de Ajuste Anual do sócio pessoa física) tem nome de arquivo definido — grava em SOCIETÁRIO\IMPOSTOS\IRPF\[ANO]\, nome original preservado. FGTS, Folha de Pagamento, Certidões, Certificado Digital, Documentos Constitutivos e Documentos de Sócios têm pasta prevista mas nome ainda A DEFINIR — propostas de nomenclatura para esses estão rascunhadas na branch teste, pendentes de confirmação (ver capítulo 12).</w:t>
+      </w:r>
+    </w:p>
+    <w:p>
+      <w:pPr>
+        <w:spacing w:before="180" w:after="80"/>
+      </w:pPr>
       <w:r>
         <w:rPr>
           <w:b/>
@@ -11582,7 +10180,7 @@
           <w:sz w:val="21"/>
           <w:szCs w:val="21"/>
         </w:rPr>
-        <w:t xml:space="preserve"> como extrato bancário (26/08/2026)</w:t>
+        <w:t xml:space="preserve">Branch teste para validar mudança de regra antes de produção (31/08/2026)</w:t>
       </w:r>
     </w:p>
     <w:p>
@@ -11590,39 +10188,7 @@
         <w:spacing w:after="140"/>
       </w:pPr>
       <w:r>
-        <w:t>Arquivo .</w:t>
-      </w:r>
-      <w:proofErr w:type="spellStart"/>
-      <w:r>
-        <w:t>ofx</w:t>
-      </w:r>
-      <w:proofErr w:type="spellEnd"/>
-      <w:r>
-        <w:t xml:space="preserve"> (Open Financial Exchange) não tinha regra — agora é sempre EXTRATOS/BANCÁRIOS por padrão de formato (não tem título pra ler, é dado estruturado), banco/competência lidos das </w:t>
-      </w:r>
-      <w:proofErr w:type="spellStart"/>
-      <w:r>
-        <w:t>tags</w:t>
-      </w:r>
-      <w:proofErr w:type="spellEnd"/>
-      <w:r>
-        <w:t xml:space="preserve"> internas (&lt;ORG&gt;/&lt;FID&gt;/&lt;BANKID&gt;, &lt;DTSTART&gt;/&lt;DTEND&gt;) em vez do nome do arquivo, mesma lógica já usada pro XML fiscal. Extensão .</w:t>
-      </w:r>
-      <w:proofErr w:type="spellStart"/>
-      <w:r>
-        <w:t>ofx</w:t>
-      </w:r>
-      <w:proofErr w:type="spellEnd"/>
-      <w:r>
-        <w:t xml:space="preserve"> é preservada no nome final, nunca convertida pra .</w:t>
-      </w:r>
-      <w:proofErr w:type="spellStart"/>
-      <w:r>
-        <w:t>pdf</w:t>
-      </w:r>
-      <w:proofErr w:type="spellEnd"/>
-      <w:r>
-        <w:t>.</w:t>
+        <w:t xml:space="preserve">Passou a existir um clone separado, fora do Drive (C:\Users\DPTO FISCAL 004\GUSTAVO\claudio-teste, branch teste), pra testar mudança de regra com /organizar SIMULACAO sobre os dados reais sem risco — a pasta de produção nunca troca de branch pra isso. Regra aprovada na teste é mesclada pra main depois de validada; regra nunca vai direto pra produção sem passar por lá primeiro (ver capítulo 9).</w:t>
       </w:r>
     </w:p>
     <w:p>
@@ -11670,15 +10236,7 @@
         <w:spacing w:after="70"/>
       </w:pPr>
       <w:r>
-        <w:t xml:space="preserve">Clientes MEI, Pessoa Física, Isentos e Domésticos são identificados corretamente mas não têm </w:t>
-      </w:r>
-      <w:proofErr w:type="spellStart"/>
-      <w:r>
-        <w:t>sub-especialista</w:t>
-      </w:r>
-      <w:proofErr w:type="spellEnd"/>
-      <w:r>
-        <w:t xml:space="preserve"> de arquivamento fiscal — ficam sinalizados, intocados, esperando as regras serem escritas.</w:t>
+        <w:t xml:space="preserve">Clientes MEI, Pessoa Física, Isentos e Domésticos são identificados corretamente mas não têm sub-especialista de arquivamento fiscal — ficam sinalizados, intocados, esperando as regras serem escritas.</w:t>
       </w:r>
     </w:p>
     <w:p>
@@ -11691,31 +10249,7 @@
         <w:spacing w:after="70"/>
       </w:pPr>
       <w:r>
-        <w:t xml:space="preserve">Faltam exemplos de referência de 13 bancos/operadoras na lista fechada: Sicredi, Banese, Banrisul, Safra, Inter, C6, Cora, Stone, Cielo, Rede, </w:t>
-      </w:r>
-      <w:proofErr w:type="spellStart"/>
-      <w:r>
-        <w:t>Getnet</w:t>
-      </w:r>
-      <w:proofErr w:type="spellEnd"/>
-      <w:r>
-        <w:t xml:space="preserve">, </w:t>
-      </w:r>
-      <w:proofErr w:type="spellStart"/>
-      <w:r>
-        <w:t>SumUp</w:t>
-      </w:r>
-      <w:proofErr w:type="spellEnd"/>
-      <w:r>
-        <w:t xml:space="preserve">, </w:t>
-      </w:r>
-      <w:proofErr w:type="spellStart"/>
-      <w:r>
-        <w:t>BigCard</w:t>
-      </w:r>
-      <w:proofErr w:type="spellEnd"/>
-      <w:r>
-        <w:t>.</w:t>
+        <w:t xml:space="preserve">Faltam exemplos de referência de 13 bancos/operadoras na lista fechada: Sicredi, Banese, Banrisul, Safra, Inter, C6, Cora, Stone, Cielo, Rede, Getnet, SumUp, BigCard.</w:t>
       </w:r>
     </w:p>
     <w:p>
@@ -11729,23 +10263,33 @@
       </w:pPr>
       <w:r>
         <w:lastRenderedPageBreak/>
-        <w:t>Falta confirmar de onde a execução diária automática é disparada (agendador do Windows, atalho, script) — sem isso, a pasta .</w:t>
-      </w:r>
-      <w:proofErr w:type="spellStart"/>
-      <w:r>
-        <w:t>claude</w:t>
-      </w:r>
-      <w:proofErr w:type="spellEnd"/>
-      <w:r>
-        <w:t xml:space="preserve"> (comandos /organizar e /log) não pode ser movida pra dentro de _CLAUDIO_CONTROLE com segurança, porque ela só é reconhecida na pasta de onde a sessão do Claude </w:t>
-      </w:r>
-      <w:proofErr w:type="spellStart"/>
-      <w:r>
-        <w:t>Code</w:t>
-      </w:r>
-      <w:proofErr w:type="spellEnd"/>
-      <w:r>
-        <w:t xml:space="preserve"> é iniciada.</w:t>
+        <w:t xml:space="preserve">RESOLVIDO em 31/08/2026: comandos e subagentes agora ficam em RAIZ_REGRAS\.claude\, dentro do repositório de regras (fora do Drive) — deixou de depender de onde a execução automática é disparada.</w:t>
+      </w:r>
+    </w:p>
+    <w:p>
+      <w:pPr>
+        <w:pStyle w:val="PargrafodaLista"/>
+        <w:numPr>
+          <w:ilvl w:val="0"/>
+          <w:numId w:val="2"/>
+        </w:numPr>
+        <w:spacing w:after="70"/>
+      </w:pPr>
+      <w:r>
+        <w:t xml:space="preserve">A arquitetura de subagentes (separador/classificador/reclassificador) ainda não foi validada numa execução real — rodar /organizar SIMULACAO antes de confiar em PRODUCAO com essa mudança.</w:t>
+      </w:r>
+    </w:p>
+    <w:p>
+      <w:pPr>
+        <w:pStyle w:val="PargrafodaLista"/>
+        <w:numPr>
+          <w:ilvl w:val="0"/>
+          <w:numId w:val="2"/>
+        </w:numPr>
+        <w:spacing w:after="70"/>
+      </w:pPr>
+      <w:r>
+        <w:t xml:space="preserve">Nomenclatura de FGTS, Folha de Pagamento, Certidões, Certificado Digital, Documentos Constitutivos e Documentos de Sócios (setor FOLHA_SOCIETARIO, agente 04b) está rascunhada como proposta na branch teste, aguardando confirmação do responsável antes de ativar em produção.</w:t>
       </w:r>
     </w:p>
     <w:p>
@@ -11920,7 +10464,6 @@
             </w:tcMar>
           </w:tcPr>
           <w:p>
-            <w:proofErr w:type="spellStart"/>
             <w:r>
               <w:rPr>
                 <w:b/>
@@ -11930,7 +10473,6 @@
               </w:rPr>
               <w:t>Arquivo_original</w:t>
             </w:r>
-            <w:proofErr w:type="spellEnd"/>
           </w:p>
         </w:tc>
         <w:tc>
@@ -12051,39 +10593,7 @@
                 <w:sz w:val="18"/>
                 <w:szCs w:val="18"/>
               </w:rPr>
-              <w:t xml:space="preserve">Registro permanente (JSONL, </w:t>
-            </w:r>
-            <w:proofErr w:type="spellStart"/>
-            <w:r>
-              <w:rPr>
-                <w:sz w:val="18"/>
-                <w:szCs w:val="18"/>
-              </w:rPr>
-              <w:t>append-only</w:t>
-            </w:r>
-            <w:proofErr w:type="spellEnd"/>
-            <w:r>
-              <w:rPr>
-                <w:sz w:val="18"/>
-                <w:szCs w:val="18"/>
-              </w:rPr>
-              <w:t xml:space="preserve">) de tudo que já foi arquivado — usado pra detectar reprocessamento e evitar </w:t>
-            </w:r>
-            <w:proofErr w:type="spellStart"/>
-            <w:r>
-              <w:rPr>
-                <w:sz w:val="18"/>
-                <w:szCs w:val="18"/>
-              </w:rPr>
-              <w:t>recópia</w:t>
-            </w:r>
-            <w:proofErr w:type="spellEnd"/>
-            <w:r>
-              <w:rPr>
-                <w:sz w:val="18"/>
-                <w:szCs w:val="18"/>
-              </w:rPr>
-              <w:t>.</w:t>
+              <w:t xml:space="preserve">Registro permanente (JSONL, append-only) de tudo que já foi arquivado — usado pra detectar reprocessamento e evitar recópia.</w:t>
             </w:r>
           </w:p>
         </w:tc>
@@ -12209,7 +10719,6 @@
             </w:tcMar>
           </w:tcPr>
           <w:p>
-            <w:proofErr w:type="spellStart"/>
             <w:r>
               <w:rPr>
                 <w:b/>
@@ -12219,7 +10728,6 @@
               </w:rPr>
               <w:t>Staging</w:t>
             </w:r>
-            <w:proofErr w:type="spellEnd"/>
           </w:p>
         </w:tc>
         <w:tc>
@@ -12341,6 +10849,159 @@
                 <w:szCs w:val="18"/>
               </w:rPr>
               <w:t>Pasta BACKUP ROTINA, dentro de _CLAUDIO_CONTROLE, onde o original vai ao sair da origem — recuperável por 7 dias corridos antes da purga automática. Rede de segurança contra erro de classificação que passa despercebido pelas checagens técnicas.</w:t>
+            </w:r>
+          </w:p>
+        </w:tc>
+      </w:tr>
+      <w:tr>
+        <w:tblPrEx>
+          <w:tblCellMar>
+            <w:top w:w="0" w:type="dxa"/>
+            <w:bottom w:w="0" w:type="dxa"/>
+          </w:tblCellMar>
+        </w:tblPrEx>
+        <w:tc>
+          <w:tcPr>
+            <w:tcW w:w="2600" w:type="dxa"/>
+            <w:shd w:val="clear" w:color="auto" w:fill="F8F4F2"/>
+            <w:tcMar>
+              <w:top w:w="70" w:type="dxa"/>
+              <w:left w:w="100" w:type="dxa"/>
+              <w:bottom w:w="70" w:type="dxa"/>
+              <w:right w:w="100" w:type="dxa"/>
+            </w:tcMar>
+          </w:tcPr>
+          <w:p>
+            <w:r>
+              <w:rPr>
+                <w:b/>
+                <w:bCs/>
+                <w:sz w:val="18"/>
+                <w:szCs w:val="18"/>
+              </w:rPr>
+              <w:t>RAIZ_REGRAS</w:t>
+            </w:r>
+          </w:p>
+        </w:tc>
+        <w:tc>
+          <w:tcPr>
+            <w:tcW w:w="7500" w:type="dxa"/>
+            <w:tcMar>
+              <w:top w:w="70" w:type="dxa"/>
+              <w:left w:w="100" w:type="dxa"/>
+              <w:bottom w:w="70" w:type="dxa"/>
+              <w:right w:w="100" w:type="dxa"/>
+            </w:tcMar>
+          </w:tcPr>
+          <w:p>
+            <w:r>
+              <w:rPr>
+                <w:sz w:val="18"/>
+                <w:szCs w:val="18"/>
+              </w:rPr>
+              <w:t>Raiz do repositório de regras da sessão atual, resolvida a cada execução com git rev-parse --show-toplevel (nunca escrita fixa). Produção: C:\Users\DPTO FISCAL 004\GUSTAVO\claudio, branch main. Teste: C:\Users\DPTO FISCAL 004\GUSTAVO\claudio-teste, branch teste. Diferente de caminho de dado (origem, 2026, LOGS, MANIFESTO, BACKUP ROTINA, STAGING), que continua absoluto no Drive nos dois ambientes.</w:t>
+            </w:r>
+          </w:p>
+        </w:tc>
+      </w:tr>
+      <w:tr>
+        <w:tblPrEx>
+          <w:tblCellMar>
+            <w:top w:w="0" w:type="dxa"/>
+            <w:bottom w:w="0" w:type="dxa"/>
+          </w:tblCellMar>
+        </w:tblPrEx>
+        <w:tc>
+          <w:tcPr>
+            <w:tcW w:w="2600" w:type="dxa"/>
+            <w:shd w:val="clear" w:color="auto" w:fill="F8F4F2"/>
+            <w:tcMar>
+              <w:top w:w="70" w:type="dxa"/>
+              <w:left w:w="100" w:type="dxa"/>
+              <w:bottom w:w="70" w:type="dxa"/>
+              <w:right w:w="100" w:type="dxa"/>
+            </w:tcMar>
+          </w:tcPr>
+          <w:p>
+            <w:r>
+              <w:rPr>
+                <w:b/>
+                <w:bCs/>
+                <w:sz w:val="18"/>
+                <w:szCs w:val="18"/>
+              </w:rPr>
+              <w:t>Subagente</w:t>
+            </w:r>
+          </w:p>
+        </w:tc>
+        <w:tc>
+          <w:tcPr>
+            <w:tcW w:w="7500" w:type="dxa"/>
+            <w:tcMar>
+              <w:top w:w="70" w:type="dxa"/>
+              <w:left w:w="100" w:type="dxa"/>
+              <w:bottom w:w="70" w:type="dxa"/>
+              <w:right w:w="100" w:type="dxa"/>
+            </w:tcMar>
+          </w:tcPr>
+          <w:p>
+            <w:r>
+              <w:rPr>
+                <w:sz w:val="18"/>
+                <w:szCs w:val="18"/>
+              </w:rPr>
+              <w:t>Uma chamada isolada do Claude Code, com contexto próprio, definida em RAIZ_REGRAS\.claude\agents\. Desde 31/08/2026, separador, classificador e reclassificador leem o conteúdo do documento e devolvem só o resultado estruturado — o texto do documento nunca entra no contexto da sessão principal. São read-only: quem escreve em disco é sempre o Orquestrador, em lote.</w:t>
+            </w:r>
+          </w:p>
+        </w:tc>
+      </w:tr>
+      <w:tr>
+        <w:tblPrEx>
+          <w:tblCellMar>
+            <w:top w:w="0" w:type="dxa"/>
+            <w:bottom w:w="0" w:type="dxa"/>
+          </w:tblCellMar>
+        </w:tblPrEx>
+        <w:tc>
+          <w:tcPr>
+            <w:tcW w:w="2600" w:type="dxa"/>
+            <w:shd w:val="clear" w:color="auto" w:fill="F8F4F2"/>
+            <w:tcMar>
+              <w:top w:w="70" w:type="dxa"/>
+              <w:left w:w="100" w:type="dxa"/>
+              <w:bottom w:w="70" w:type="dxa"/>
+              <w:right w:w="100" w:type="dxa"/>
+            </w:tcMar>
+          </w:tcPr>
+          <w:p>
+            <w:r>
+              <w:rPr>
+                <w:b/>
+                <w:bCs/>
+                <w:sz w:val="18"/>
+                <w:szCs w:val="18"/>
+              </w:rPr>
+              <w:t>Branch main / teste</w:t>
+            </w:r>
+          </w:p>
+        </w:tc>
+        <w:tc>
+          <w:tcPr>
+            <w:tcW w:w="7500" w:type="dxa"/>
+            <w:tcMar>
+              <w:top w:w="70" w:type="dxa"/>
+              <w:left w:w="100" w:type="dxa"/>
+              <w:bottom w:w="70" w:type="dxa"/>
+              <w:right w:w="100" w:type="dxa"/>
+            </w:tcMar>
+          </w:tcPr>
+          <w:p>
+            <w:r>
+              <w:rPr>
+                <w:sz w:val="18"/>
+                <w:szCs w:val="18"/>
+              </w:rPr>
+              <w:t>As duas branches do repositório de regras. main é produção, nunca recebe mudança não validada. teste roda de um clone separado (claudio-teste), usada com /organizar SIMULACAO pra validar regra nova contra os dados reais sem risco, antes de mesclar pra main.</w:t>
             </w:r>
           </w:p>
         </w:tc>

--- a/MANUAIS/Manual do Gestor - Organizacao Claudio Secretario.docx
+++ b/MANUAIS/Manual do Gestor - Organizacao Claudio Secretario.docx
@@ -113,7 +113,7 @@
           <w:sz w:val="20"/>
           <w:szCs w:val="20"/>
         </w:rPr>
-        <w:t>Convenção usada neste documento (atualizada 31/08/2026): RAIZ_REGRAS é a raiz do repositório de regras desta sessão, resolvida a cada execução com git rev-parse --show-toplevel, nunca escrita fixa — produção é C:\Users\DPTO FISCAL 004\GUSTAVO\claudio (branch main), teste é C:\Users\DPTO FISCAL 004\GUSTAVO\claudio-teste (branch teste). Caminhos abreviados como _CLAUDIO_CONTROLE\... continuam se referindo a G:\Meu Drive\CLAUDE FAVOR NÃO MEXER\_CLAUDIO_CONTROLE\..., mas essa pasta hoje só guarda dado de execução (LOGS, MANIFESTO, BACKUP ROTINA, STAGING, HISTORICO) — as regras não ficam mais lá, ver capítulo 2.</w:t>
+        <w:t>Convenção usada neste documento (atualizada 31/08/2026): RAIZ_REGRAS é a raiz do repositório de regras desta sessão, resolvida a cada execução com git rev-parse --show-toplevel, nunca escrita fixa — produção é C:\Users\Vitor\Desktop\claudio (branch main), teste é C:\Users\Vitor\Desktop\claudio-teste (branch teste). Caminhos abreviados como _CLAUDIO_CONTROLE\... continuam se referindo a G:\Meu Drive\CLAUDE FAVOR NÃO MEXER\_CLAUDIO_CONTROLE\..., mas essa pasta hoje só guarda dado de execução (LOGS, MANIFESTO, BACKUP ROTINA, STAGING, HISTORICO) — as regras não ficam mais lá, ver capítulo 2.</w:t>
       </w:r>
     </w:p>
     <w:p>
@@ -1544,7 +1544,7 @@
           <w:szCs w:val="20"/>
           <w:u w:val="single"/>
         </w:rPr>
-        <w:t xml:space="preserve">Nota sobre .claude (resolvido 31/08/2026): comandos e subagentes ficam em RAIZ_REGRAS\.claude\, dentro do próprio repositório de regras — já não dependem de estar na raiz de nenhuma pasta do Drive. A sessão do Claude Code precisa ser aberta com a pasta primária em RAIZ_REGRAS (ex.: C:\Users\DPTO FISCAL 004\GUSTAVO\claudio) para /organizar, /log e os subagentes serem reconhecidos. O acesso aos dados do cliente no Drive vem de additionalDirectories em .claude\settings.local.json (ver capítulo 10). </w:t>
+        <w:t xml:space="preserve">Nota sobre .claude (resolvido 31/08/2026): comandos e subagentes ficam em RAIZ_REGRAS\.claude\, dentro do próprio repositório de regras — já não dependem de estar na raiz de nenhuma pasta do Drive. A sessão do Claude Code precisa ser aberta com a pasta primária em RAIZ_REGRAS (ex.: C:\Users\Vitor\Desktop\claudio) para /organizar, /log e os subagentes serem reconhecidos. O acesso aos dados do cliente no Drive vem de additionalDirectories em .claude\settings.local.json (ver capítulo 10). </w:t>
         <w:lastRenderedPageBreak/>
         <w:t/>
       </w:r>
@@ -9245,7 +9245,7 @@
         <w:spacing w:after="90"/>
       </w:pPr>
       <w:r>
-        <w:t xml:space="preserve">O repositório de regras (RAIZ_REGRAS) mudou de lugar em 31/08/2026: não fica mais dentro do Google Drive (a sincronização do Drive mexe em arquivo enquanto o git trabalha e corrompe repositório) — hoje é C:\Users\DPTO FISCAL 004\GUSTAVO\claudio em disco local, branch main. Versiona Dicionário, os 15 arquivos de agente (necessario para o claude\agentes\), os subagentes (.claude\agents\), os comandos (.claude\commands\), os MANUAIS e a pasta dados agentes (planilha de cadastro de clientes e exemplos de referência incluídos por decisão explícita do responsável, repositório privado). Nunca versiona LOGS, MANIFESTO, BACKUP ROTINA, STAGING ou HISTORICO — esses continuam só no Drive, em _CLAUDIO_CONTROLE (ver .gitignore).</w:t>
+        <w:t xml:space="preserve">O repositório de regras (RAIZ_REGRAS) mudou de lugar em 31/08/2026: não fica mais dentro do Google Drive (a sincronização do Drive mexe em arquivo enquanto o git trabalha e corrompe repositório) — hoje é C:\Users\Vitor\Desktop\claudio em disco local, branch main. Versiona Dicionário, os 15 arquivos de agente (necessario para o claude\agentes\), os subagentes (.claude\agents\), os comandos (.claude\commands\), os MANUAIS e a pasta dados agentes (planilha de cadastro de clientes e exemplos de referência incluídos por decisão explícita do responsável, repositório privado). Nunca versiona LOGS, MANIFESTO, BACKUP ROTINA, STAGING ou HISTORICO — esses continuam só no Drive, em _CLAUDIO_CONTROLE (ver .gitignore).</w:t>
       </w:r>
     </w:p>
     <w:p>
@@ -9258,7 +9258,7 @@
         <w:spacing w:after="90"/>
       </w:pPr>
       <w:r>
-        <w:t xml:space="preserve">Ver o histórico: abrir terminal em RAIZ_REGRAS (produção: C:\Users\DPTO FISCAL 004\GUSTAVO\claudio) e rodar `git log --oneline` (lista todas as mudanças) ou `git log -p 00-DICIONARIO-CANONICO.md` (mudanças só nesse arquivo, com o diff).</w:t>
+        <w:t xml:space="preserve">Ver o histórico: abrir terminal em RAIZ_REGRAS (produção: C:\Users\Vitor\Desktop\claudio) e rodar `git log --oneline` (lista todas as mudanças) ou `git log -p 00-DICIONARIO-CANONICO.md` (mudanças só nesse arquivo, com o diff).</w:t>
       </w:r>
     </w:p>
     <w:p>
@@ -9284,7 +9284,7 @@
         <w:spacing w:after="90"/>
       </w:pPr>
       <w:r>
-        <w:t xml:space="preserve">Toda mudança deve ser feita primeiro na branch teste (RAIZ_REGRAS = C:\Users\DPTO FISCAL 004\GUSTAVO\claudio-teste) e validada com /organizar SIMULACAO antes de ir pra main — só depois disso fazer merge/push pra main. Depois de editar manualmente um arquivo de agente (fora de uma sessão do Claude Code), registre a mudança: `git add -A &amp;&amp; git commit -m "descrição curta da mudança"` — sem isso, a edição existe no disco mas não fica no histórico.</w:t>
+        <w:t xml:space="preserve">Toda mudança deve ser feita primeiro na branch teste (RAIZ_REGRAS = C:\Users\Vitor\Desktop\claudio-teste) e validada com /organizar SIMULACAO antes de ir pra main — só depois disso fazer merge/push pra main. Depois de editar manualmente um arquivo de agente (fora de uma sessão do Claude Code), registre a mudança: `git add -A &amp;&amp; git commit -m "descrição curta da mudança"` — sem isso, a edição existe no disco mas não fica no histórico.</w:t>
       </w:r>
     </w:p>
     <w:p>
@@ -9638,7 +9638,7 @@
         <w:spacing w:after="140"/>
       </w:pPr>
       <w:r>
-        <w:t xml:space="preserve">Como o repositório de regras saiu do Drive, a sessão do Claude Code precisa ser aberta com a pasta primária dentro de RAIZ_REGRAS (produção: C:\Users\DPTO FISCAL 004\GUSTAVO\claudio) — nunca em C:\ solto, numa pasta pai, ou no Drive. A Fase 0 do Orquestrador confere isso sozinha (git rev-parse --show-toplevel) e para com FALHA_DE_INFRAESTRUTURA se não bater, em vez de adivinhar — essa checagem é proposital, evita rodar com uma combinação errada de regra e dado sem ninguém notar. Se aparecer esse erro, feche a sessão e abra de novo na pasta certa.</w:t>
+        <w:t xml:space="preserve">Como o repositório de regras saiu do Drive, a sessão do Claude Code precisa ser aberta com a pasta primária dentro de RAIZ_REGRAS (produção: C:\Users\Vitor\Desktop\claudio) — nunca em C:\ solto, numa pasta pai, ou no Drive. A Fase 0 do Orquestrador confere isso sozinha (git rev-parse --show-toplevel) e para com FALHA_DE_INFRAESTRUTURA se não bater, em vez de adivinhar — essa checagem é proposital, evita rodar com uma combinação errada de regra e dado sem ninguém notar. Se aparecer esse erro, feche a sessão e abra de novo na pasta certa.</w:t>
       </w:r>
     </w:p>
     <w:p>
@@ -10116,7 +10116,7 @@
         <w:spacing w:after="140"/>
       </w:pPr>
       <w:r>
-        <w:t xml:space="preserve">O repositório git que antes vivia dentro de _CLAUDIO_CONTROLE, no Drive, foi movido para disco local (C:\Users\DPTO FISCAL 004\GUSTAVO\claudio, branch main) — a sincronização do Google Drive mexe em arquivo enquanto o git trabalha, o que corrompe repositório (a própria pasta MANUAIS travou por permissão durante a migração, evidenciando o problema). Caminho de regra passou a ser sempre relativo a RAIZ_REGRAS, resolvida via git rev-parse --show-toplevel na Fase 0; caminho de dado continua absoluto no Drive, idêntico nos dois ambientes. O acesso ao Drive a partir da sessão local é concedido por additionalDirectories em .claude\settings.local.json, sem prompt a cada execução.</w:t>
+        <w:t xml:space="preserve">O repositório git que antes vivia dentro de _CLAUDIO_CONTROLE, no Drive, foi movido para disco local (C:\Users\Vitor\Desktop\claudio, branch main) — a sincronização do Google Drive mexe em arquivo enquanto o git trabalha, o que corrompe repositório (a própria pasta MANUAIS travou por permissão durante a migração, evidenciando o problema). Caminho de regra passou a ser sempre relativo a RAIZ_REGRAS, resolvida via git rev-parse --show-toplevel na Fase 0; caminho de dado continua absoluto no Drive, idêntico nos dois ambientes. O acesso ao Drive a partir da sessão local é concedido por additionalDirectories em .claude\settings.local.json, sem prompt a cada execução.</w:t>
       </w:r>
     </w:p>
     <w:p>
@@ -10188,7 +10188,7 @@
         <w:spacing w:after="140"/>
       </w:pPr>
       <w:r>
-        <w:t xml:space="preserve">Passou a existir um clone separado, fora do Drive (C:\Users\DPTO FISCAL 004\GUSTAVO\claudio-teste, branch teste), pra testar mudança de regra com /organizar SIMULACAO sobre os dados reais sem risco — a pasta de produção nunca troca de branch pra isso. Regra aprovada na teste é mesclada pra main depois de validada; regra nunca vai direto pra produção sem passar por lá primeiro (ver capítulo 9).</w:t>
+        <w:t xml:space="preserve">Passou a existir um clone separado, fora do Drive (C:\Users\Vitor\Desktop\claudio-teste, branch teste), pra testar mudança de regra com /organizar SIMULACAO sobre os dados reais sem risco — a pasta de produção nunca troca de branch pra isso. Regra aprovada na teste é mesclada pra main depois de validada; regra nunca vai direto pra produção sem passar por lá primeiro (ver capítulo 9).</w:t>
       </w:r>
     </w:p>
     <w:p>
@@ -10899,7 +10899,7 @@
                 <w:sz w:val="18"/>
                 <w:szCs w:val="18"/>
               </w:rPr>
-              <w:t>Raiz do repositório de regras da sessão atual, resolvida a cada execução com git rev-parse --show-toplevel (nunca escrita fixa). Produção: C:\Users\DPTO FISCAL 004\GUSTAVO\claudio, branch main. Teste: C:\Users\DPTO FISCAL 004\GUSTAVO\claudio-teste, branch teste. Diferente de caminho de dado (origem, 2026, LOGS, MANIFESTO, BACKUP ROTINA, STAGING), que continua absoluto no Drive nos dois ambientes.</w:t>
+              <w:t>Raiz do repositório de regras da sessão atual, resolvida a cada execução com git rev-parse --show-toplevel (nunca escrita fixa). Produção: C:\Users\Vitor\Desktop\claudio, branch main. Teste: C:\Users\Vitor\Desktop\claudio-teste, branch teste. Diferente de caminho de dado (origem, 2026, LOGS, MANIFESTO, BACKUP ROTINA, STAGING), que continua absoluto no Drive nos dois ambientes.</w:t>
             </w:r>
           </w:p>
         </w:tc>
